--- a/implementation/detailed-implementation-instructions/i-20-step-1.docx
+++ b/implementation/detailed-implementation-instructions/i-20-step-1.docx
@@ -196,7 +196,15 @@
     </w:p>
     <w:p>
       <w:r>
-        <w:t>Get-ChildItem -Force .env*</w:t>
+        <w:t>Get-</w:t>
+      </w:r>
+      <w:proofErr w:type="spellStart"/>
+      <w:r>
+        <w:t>ChildItem</w:t>
+      </w:r>
+      <w:proofErr w:type="spellEnd"/>
+      <w:r>
+        <w:t xml:space="preserve"> -Force .env*</w:t>
       </w:r>
     </w:p>
     <w:p>
@@ -221,18 +229,33 @@
     </w:p>
     <w:p>
       <w:r>
-        <w:t>.env.development</w:t>
-      </w:r>
-    </w:p>
-    <w:p>
-      <w:r>
-        <w:t>.env.development.local</w:t>
-      </w:r>
-    </w:p>
-    <w:p>
-      <w:r>
-        <w:t>.env.production</w:t>
-      </w:r>
+        <w:t>.</w:t>
+      </w:r>
+      <w:proofErr w:type="spellStart"/>
+      <w:r>
+        <w:t>env.development</w:t>
+      </w:r>
+      <w:proofErr w:type="spellEnd"/>
+    </w:p>
+    <w:p>
+      <w:r>
+        <w:t>.</w:t>
+      </w:r>
+      <w:proofErr w:type="spellStart"/>
+      <w:r>
+        <w:t>env.development.local</w:t>
+      </w:r>
+      <w:proofErr w:type="spellEnd"/>
+    </w:p>
+    <w:p>
+      <w:r>
+        <w:t>.</w:t>
+      </w:r>
+      <w:proofErr w:type="spellStart"/>
+      <w:r>
+        <w:t>env.production</w:t>
+      </w:r>
+      <w:proofErr w:type="spellEnd"/>
     </w:p>
     <w:p>
       <w:r>
@@ -281,8 +304,17 @@
           <w:b/>
           <w:bCs/>
         </w:rPr>
-        <w:t>.env.development</w:t>
-      </w:r>
+        <w:t>.</w:t>
+      </w:r>
+      <w:proofErr w:type="spellStart"/>
+      <w:r>
+        <w:rPr>
+          <w:b/>
+          <w:bCs/>
+        </w:rPr>
+        <w:t>env.development</w:t>
+      </w:r>
+      <w:proofErr w:type="spellEnd"/>
       <w:r>
         <w:t xml:space="preserve"> </w:t>
       </w:r>
@@ -298,8 +330,13 @@
     </w:p>
     <w:p>
       <w:r>
-        <w:t>Get-Content .env.development</w:t>
-      </w:r>
+        <w:t>Get-Content .</w:t>
+      </w:r>
+      <w:proofErr w:type="spellStart"/>
+      <w:r>
+        <w:t>env.development</w:t>
+      </w:r>
+      <w:proofErr w:type="spellEnd"/>
     </w:p>
     <w:p>
       <w:r>
@@ -358,8 +395,17 @@
           <w:b/>
           <w:bCs/>
         </w:rPr>
-        <w:t>.env.local</w:t>
-      </w:r>
+        <w:t>.</w:t>
+      </w:r>
+      <w:proofErr w:type="spellStart"/>
+      <w:r>
+        <w:rPr>
+          <w:b/>
+          <w:bCs/>
+        </w:rPr>
+        <w:t>env.local</w:t>
+      </w:r>
+      <w:proofErr w:type="spellEnd"/>
       <w:r>
         <w:t xml:space="preserve"> </w:t>
       </w:r>
@@ -375,8 +421,13 @@
     </w:p>
     <w:p>
       <w:r>
-        <w:t>Get-Content .env.local</w:t>
-      </w:r>
+        <w:t>Get-Content .</w:t>
+      </w:r>
+      <w:proofErr w:type="spellStart"/>
+      <w:r>
+        <w:t>env.local</w:t>
+      </w:r>
+      <w:proofErr w:type="spellEnd"/>
     </w:p>
     <w:p>
       <w:r>
@@ -606,7 +657,23 @@
           <w:b/>
           <w:bCs/>
         </w:rPr>
-        <w:t>Get-ChildItem -Recurse -File |</w:t>
+        <w:t>Get-</w:t>
+      </w:r>
+      <w:proofErr w:type="spellStart"/>
+      <w:r>
+        <w:rPr>
+          <w:b/>
+          <w:bCs/>
+        </w:rPr>
+        <w:t>ChildItem</w:t>
+      </w:r>
+      <w:proofErr w:type="spellEnd"/>
+      <w:r>
+        <w:rPr>
+          <w:b/>
+          <w:bCs/>
+        </w:rPr>
+        <w:t xml:space="preserve"> -Recurse -File |</w:t>
       </w:r>
     </w:p>
     <w:p>
@@ -907,7 +974,25 @@
           <w:bCs/>
           <w:color w:val="A02B93" w:themeColor="accent5"/>
         </w:rPr>
-        <w:t>Get-ChildItem -Recurse -File |</w:t>
+        <w:t>Get-</w:t>
+      </w:r>
+      <w:proofErr w:type="spellStart"/>
+      <w:r>
+        <w:rPr>
+          <w:b/>
+          <w:bCs/>
+          <w:color w:val="A02B93" w:themeColor="accent5"/>
+        </w:rPr>
+        <w:t>ChildItem</w:t>
+      </w:r>
+      <w:proofErr w:type="spellEnd"/>
+      <w:r>
+        <w:rPr>
+          <w:b/>
+          <w:bCs/>
+          <w:color w:val="A02B93" w:themeColor="accent5"/>
+        </w:rPr>
+        <w:t xml:space="preserve"> -Recurse -File |</w:t>
       </w:r>
     </w:p>
     <w:p>
@@ -1021,7 +1106,25 @@
           <w:bCs/>
           <w:color w:val="A02B93" w:themeColor="accent5"/>
         </w:rPr>
-        <w:t>policy-assist-orchestration-func-app-dev</w:t>
+        <w:t>policy-assist-orchestration-</w:t>
+      </w:r>
+      <w:proofErr w:type="spellStart"/>
+      <w:r>
+        <w:rPr>
+          <w:b/>
+          <w:bCs/>
+          <w:color w:val="A02B93" w:themeColor="accent5"/>
+        </w:rPr>
+        <w:t>func</w:t>
+      </w:r>
+      <w:proofErr w:type="spellEnd"/>
+      <w:r>
+        <w:rPr>
+          <w:b/>
+          <w:bCs/>
+          <w:color w:val="A02B93" w:themeColor="accent5"/>
+        </w:rPr>
+        <w:t>-app-dev</w:t>
       </w:r>
     </w:p>
     <w:p>
@@ -1127,13 +1230,23 @@
           <w:color w:val="A02B93" w:themeColor="accent5"/>
         </w:rPr>
       </w:pPr>
-      <w:r>
-        <w:rPr>
-          <w:b/>
-          <w:bCs/>
-          <w:color w:val="A02B93" w:themeColor="accent5"/>
-        </w:rPr>
-        <w:t>npm run build</w:t>
+      <w:proofErr w:type="spellStart"/>
+      <w:r>
+        <w:rPr>
+          <w:b/>
+          <w:bCs/>
+          <w:color w:val="A02B93" w:themeColor="accent5"/>
+        </w:rPr>
+        <w:t>npm</w:t>
+      </w:r>
+      <w:proofErr w:type="spellEnd"/>
+      <w:r>
+        <w:rPr>
+          <w:b/>
+          <w:bCs/>
+          <w:color w:val="A02B93" w:themeColor="accent5"/>
+        </w:rPr>
+        <w:t xml:space="preserve"> run build</w:t>
       </w:r>
     </w:p>
     <w:p>
@@ -1155,29 +1268,109 @@
           <w:bCs/>
           <w:color w:val="A02B93" w:themeColor="accent5"/>
         </w:rPr>
-        <w:t>Get-ChildItem .\dist\assets\*.js |</w:t>
-      </w:r>
-    </w:p>
-    <w:p>
-      <w:pPr>
-        <w:rPr>
-          <w:b/>
-          <w:bCs/>
-          <w:color w:val="A02B93" w:themeColor="accent5"/>
-        </w:rPr>
-      </w:pPr>
-      <w:r>
-        <w:rPr>
-          <w:b/>
-          <w:bCs/>
-          <w:color w:val="A02B93" w:themeColor="accent5"/>
-        </w:rPr>
-        <w:t xml:space="preserve">    Select-String "policy-assist-orchestration-func-app-dev"</w:t>
-      </w:r>
-    </w:p>
-    <w:p>
-      <w:r>
-        <w:t>If the Development Function URL appears in dist, that confirms the current React bundle is built against the Development API.</w:t>
+        <w:t>Get-</w:t>
+      </w:r>
+      <w:proofErr w:type="spellStart"/>
+      <w:r>
+        <w:rPr>
+          <w:b/>
+          <w:bCs/>
+          <w:color w:val="A02B93" w:themeColor="accent5"/>
+        </w:rPr>
+        <w:t>ChildItem</w:t>
+      </w:r>
+      <w:proofErr w:type="spellEnd"/>
+      <w:r>
+        <w:rPr>
+          <w:b/>
+          <w:bCs/>
+          <w:color w:val="A02B93" w:themeColor="accent5"/>
+        </w:rPr>
+        <w:t xml:space="preserve"> .\</w:t>
+      </w:r>
+      <w:proofErr w:type="spellStart"/>
+      <w:r>
+        <w:rPr>
+          <w:b/>
+          <w:bCs/>
+          <w:color w:val="A02B93" w:themeColor="accent5"/>
+        </w:rPr>
+        <w:t>dist</w:t>
+      </w:r>
+      <w:proofErr w:type="spellEnd"/>
+      <w:r>
+        <w:rPr>
+          <w:b/>
+          <w:bCs/>
+          <w:color w:val="A02B93" w:themeColor="accent5"/>
+        </w:rPr>
+        <w:t>\assets\*.</w:t>
+      </w:r>
+      <w:proofErr w:type="spellStart"/>
+      <w:r>
+        <w:rPr>
+          <w:b/>
+          <w:bCs/>
+          <w:color w:val="A02B93" w:themeColor="accent5"/>
+        </w:rPr>
+        <w:t>js</w:t>
+      </w:r>
+      <w:proofErr w:type="spellEnd"/>
+      <w:r>
+        <w:rPr>
+          <w:b/>
+          <w:bCs/>
+          <w:color w:val="A02B93" w:themeColor="accent5"/>
+        </w:rPr>
+        <w:t xml:space="preserve"> |</w:t>
+      </w:r>
+    </w:p>
+    <w:p>
+      <w:pPr>
+        <w:rPr>
+          <w:b/>
+          <w:bCs/>
+          <w:color w:val="A02B93" w:themeColor="accent5"/>
+        </w:rPr>
+      </w:pPr>
+      <w:r>
+        <w:rPr>
+          <w:b/>
+          <w:bCs/>
+          <w:color w:val="A02B93" w:themeColor="accent5"/>
+        </w:rPr>
+        <w:t xml:space="preserve">    Select-String "policy-assist-orchestration-</w:t>
+      </w:r>
+      <w:proofErr w:type="spellStart"/>
+      <w:r>
+        <w:rPr>
+          <w:b/>
+          <w:bCs/>
+          <w:color w:val="A02B93" w:themeColor="accent5"/>
+        </w:rPr>
+        <w:t>func</w:t>
+      </w:r>
+      <w:proofErr w:type="spellEnd"/>
+      <w:r>
+        <w:rPr>
+          <w:b/>
+          <w:bCs/>
+          <w:color w:val="A02B93" w:themeColor="accent5"/>
+        </w:rPr>
+        <w:t>-app-dev"</w:t>
+      </w:r>
+    </w:p>
+    <w:p>
+      <w:r>
+        <w:t xml:space="preserve">If the Development Function URL appears in </w:t>
+      </w:r>
+      <w:proofErr w:type="spellStart"/>
+      <w:r>
+        <w:t>dist</w:t>
+      </w:r>
+      <w:proofErr w:type="spellEnd"/>
+      <w:r>
+        <w:t>, that confirms the current React bundle is built against the Development API.</w:t>
       </w:r>
     </w:p>
     <w:p>
@@ -1199,7 +1392,61 @@
           <w:bCs/>
           <w:color w:val="A02B93" w:themeColor="accent5"/>
         </w:rPr>
-        <w:t>Get-ChildItem .\dist\assets\*.js |</w:t>
+        <w:t>Get-</w:t>
+      </w:r>
+      <w:proofErr w:type="spellStart"/>
+      <w:r>
+        <w:rPr>
+          <w:b/>
+          <w:bCs/>
+          <w:color w:val="A02B93" w:themeColor="accent5"/>
+        </w:rPr>
+        <w:t>ChildItem</w:t>
+      </w:r>
+      <w:proofErr w:type="spellEnd"/>
+      <w:r>
+        <w:rPr>
+          <w:b/>
+          <w:bCs/>
+          <w:color w:val="A02B93" w:themeColor="accent5"/>
+        </w:rPr>
+        <w:t xml:space="preserve"> .\</w:t>
+      </w:r>
+      <w:proofErr w:type="spellStart"/>
+      <w:r>
+        <w:rPr>
+          <w:b/>
+          <w:bCs/>
+          <w:color w:val="A02B93" w:themeColor="accent5"/>
+        </w:rPr>
+        <w:t>dist</w:t>
+      </w:r>
+      <w:proofErr w:type="spellEnd"/>
+      <w:r>
+        <w:rPr>
+          <w:b/>
+          <w:bCs/>
+          <w:color w:val="A02B93" w:themeColor="accent5"/>
+        </w:rPr>
+        <w:t>\assets\*.</w:t>
+      </w:r>
+      <w:proofErr w:type="spellStart"/>
+      <w:r>
+        <w:rPr>
+          <w:b/>
+          <w:bCs/>
+          <w:color w:val="A02B93" w:themeColor="accent5"/>
+        </w:rPr>
+        <w:t>js</w:t>
+      </w:r>
+      <w:proofErr w:type="spellEnd"/>
+      <w:r>
+        <w:rPr>
+          <w:b/>
+          <w:bCs/>
+          <w:color w:val="A02B93" w:themeColor="accent5"/>
+        </w:rPr>
+        <w:t xml:space="preserve"> |</w:t>
       </w:r>
     </w:p>
     <w:p>
@@ -1309,7 +1556,21 @@
         <w:rPr>
           <w:color w:val="A02B93" w:themeColor="accent5"/>
         </w:rPr>
-        <w:t>Get-ChildItem -Recurse -File |</w:t>
+        <w:t>Get-</w:t>
+      </w:r>
+      <w:proofErr w:type="spellStart"/>
+      <w:r>
+        <w:rPr>
+          <w:color w:val="A02B93" w:themeColor="accent5"/>
+        </w:rPr>
+        <w:t>ChildItem</w:t>
+      </w:r>
+      <w:proofErr w:type="spellEnd"/>
+      <w:r>
+        <w:rPr>
+          <w:color w:val="A02B93" w:themeColor="accent5"/>
+        </w:rPr>
+        <w:t xml:space="preserve"> -Recurse -File |</w:t>
       </w:r>
     </w:p>
     <w:p>
@@ -1323,7 +1584,21 @@
         <w:rPr>
           <w:color w:val="A02B93" w:themeColor="accent5"/>
         </w:rPr>
-        <w:t xml:space="preserve">    Select-String "clientId"</w:t>
+        <w:t xml:space="preserve">    Select-String "</w:t>
+      </w:r>
+      <w:proofErr w:type="spellStart"/>
+      <w:r>
+        <w:rPr>
+          <w:color w:val="A02B93" w:themeColor="accent5"/>
+        </w:rPr>
+        <w:t>clientId</w:t>
+      </w:r>
+      <w:proofErr w:type="spellEnd"/>
+      <w:r>
+        <w:rPr>
+          <w:color w:val="A02B93" w:themeColor="accent5"/>
+        </w:rPr>
+        <w:t>"</w:t>
       </w:r>
     </w:p>
     <w:p>
@@ -1351,7 +1626,21 @@
         <w:rPr>
           <w:color w:val="A02B93" w:themeColor="accent5"/>
         </w:rPr>
-        <w:t>Get-ChildItem -Recurse -File |</w:t>
+        <w:t>Get-</w:t>
+      </w:r>
+      <w:proofErr w:type="spellStart"/>
+      <w:r>
+        <w:rPr>
+          <w:color w:val="A02B93" w:themeColor="accent5"/>
+        </w:rPr>
+        <w:t>ChildItem</w:t>
+      </w:r>
+      <w:proofErr w:type="spellEnd"/>
+      <w:r>
+        <w:rPr>
+          <w:color w:val="A02B93" w:themeColor="accent5"/>
+        </w:rPr>
+        <w:t xml:space="preserve"> -Recurse -File |</w:t>
       </w:r>
     </w:p>
     <w:p>
@@ -1413,12 +1702,28 @@
           <w:color w:val="A02B93" w:themeColor="accent5"/>
         </w:rPr>
       </w:pPr>
-      <w:r>
-        <w:rPr>
-          <w:color w:val="A02B93" w:themeColor="accent5"/>
-        </w:rPr>
-        <w:t>clientId: import.meta.env.VITE_ENTRA_CLIENT_ID</w:t>
-      </w:r>
+      <w:proofErr w:type="spellStart"/>
+      <w:r>
+        <w:rPr>
+          <w:color w:val="A02B93" w:themeColor="accent5"/>
+        </w:rPr>
+        <w:t>clientId</w:t>
+      </w:r>
+      <w:proofErr w:type="spellEnd"/>
+      <w:r>
+        <w:rPr>
+          <w:color w:val="A02B93" w:themeColor="accent5"/>
+        </w:rPr>
+        <w:t xml:space="preserve">: </w:t>
+      </w:r>
+      <w:proofErr w:type="spellStart"/>
+      <w:r>
+        <w:rPr>
+          <w:color w:val="A02B93" w:themeColor="accent5"/>
+        </w:rPr>
+        <w:t>import.meta.env.VITE_ENTRA_CLIENT_ID</w:t>
+      </w:r>
+      <w:proofErr w:type="spellEnd"/>
     </w:p>
     <w:p>
       <w:r>
@@ -1436,12 +1741,14 @@
       </w:r>
     </w:p>
     <w:p>
+      <w:proofErr w:type="spellStart"/>
       <w:r>
         <w:rPr>
           <w:color w:val="A02B93" w:themeColor="accent5"/>
         </w:rPr>
         <w:t>xxxxxxxx-xxxx-xxxx-xxxx-xxxxxxxxxxxx</w:t>
       </w:r>
+      <w:proofErr w:type="spellEnd"/>
     </w:p>
     <w:p>
       <w:r>
@@ -1488,7 +1795,21 @@
         <w:rPr>
           <w:color w:val="A02B93" w:themeColor="accent5"/>
         </w:rPr>
-        <w:t>Get-ChildItem -Recurse -File |</w:t>
+        <w:t>Get-</w:t>
+      </w:r>
+      <w:proofErr w:type="spellStart"/>
+      <w:r>
+        <w:rPr>
+          <w:color w:val="A02B93" w:themeColor="accent5"/>
+        </w:rPr>
+        <w:t>ChildItem</w:t>
+      </w:r>
+      <w:proofErr w:type="spellEnd"/>
+      <w:r>
+        <w:rPr>
+          <w:color w:val="A02B93" w:themeColor="accent5"/>
+        </w:rPr>
+        <w:t xml:space="preserve"> -Recurse -File |</w:t>
       </w:r>
     </w:p>
     <w:p>
@@ -1519,7 +1840,21 @@
         <w:rPr>
           <w:color w:val="A02B93" w:themeColor="accent5"/>
         </w:rPr>
-        <w:t>Get-ChildItem -Recurse -File |</w:t>
+        <w:t>Get-</w:t>
+      </w:r>
+      <w:proofErr w:type="spellStart"/>
+      <w:r>
+        <w:rPr>
+          <w:color w:val="A02B93" w:themeColor="accent5"/>
+        </w:rPr>
+        <w:t>ChildItem</w:t>
+      </w:r>
+      <w:proofErr w:type="spellEnd"/>
+      <w:r>
+        <w:rPr>
+          <w:color w:val="A02B93" w:themeColor="accent5"/>
+        </w:rPr>
+        <w:t xml:space="preserve"> -Recurse -File |</w:t>
       </w:r>
     </w:p>
     <w:p>
@@ -1711,7 +2046,21 @@
         <w:rPr>
           <w:color w:val="A02B93" w:themeColor="accent5"/>
         </w:rPr>
-        <w:t>Get-ChildItem -Recurse -File |</w:t>
+        <w:t>Get-</w:t>
+      </w:r>
+      <w:proofErr w:type="spellStart"/>
+      <w:r>
+        <w:rPr>
+          <w:color w:val="A02B93" w:themeColor="accent5"/>
+        </w:rPr>
+        <w:t>ChildItem</w:t>
+      </w:r>
+      <w:proofErr w:type="spellEnd"/>
+      <w:r>
+        <w:rPr>
+          <w:color w:val="A02B93" w:themeColor="accent5"/>
+        </w:rPr>
+        <w:t xml:space="preserve"> -Recurse -File |</w:t>
       </w:r>
     </w:p>
     <w:p>
@@ -1725,7 +2074,21 @@
         <w:rPr>
           <w:color w:val="A02B93" w:themeColor="accent5"/>
         </w:rPr>
-        <w:t xml:space="preserve">    Select-String "redirectUri"</w:t>
+        <w:t xml:space="preserve">    Select-String "</w:t>
+      </w:r>
+      <w:proofErr w:type="spellStart"/>
+      <w:r>
+        <w:rPr>
+          <w:color w:val="A02B93" w:themeColor="accent5"/>
+        </w:rPr>
+        <w:t>redirectUri</w:t>
+      </w:r>
+      <w:proofErr w:type="spellEnd"/>
+      <w:r>
+        <w:rPr>
+          <w:color w:val="A02B93" w:themeColor="accent5"/>
+        </w:rPr>
+        <w:t>"</w:t>
       </w:r>
     </w:p>
     <w:p>
@@ -1739,11 +2102,33 @@
           <w:color w:val="A02B93" w:themeColor="accent5"/>
         </w:rPr>
       </w:pPr>
-      <w:r>
-        <w:rPr>
-          <w:color w:val="A02B93" w:themeColor="accent5"/>
-        </w:rPr>
-        <w:t>redirectUri: `${window.location.origin}/redirect.html`</w:t>
+      <w:proofErr w:type="spellStart"/>
+      <w:r>
+        <w:rPr>
+          <w:color w:val="A02B93" w:themeColor="accent5"/>
+        </w:rPr>
+        <w:t>redirectUri</w:t>
+      </w:r>
+      <w:proofErr w:type="spellEnd"/>
+      <w:r>
+        <w:rPr>
+          <w:color w:val="A02B93" w:themeColor="accent5"/>
+        </w:rPr>
+        <w:t>: `${</w:t>
+      </w:r>
+      <w:proofErr w:type="spellStart"/>
+      <w:r>
+        <w:rPr>
+          <w:color w:val="A02B93" w:themeColor="accent5"/>
+        </w:rPr>
+        <w:t>window.location.origin</w:t>
+      </w:r>
+      <w:proofErr w:type="spellEnd"/>
+      <w:r>
+        <w:rPr>
+          <w:color w:val="A02B93" w:themeColor="accent5"/>
+        </w:rPr>
+        <w:t>}/redirect.html`</w:t>
       </w:r>
     </w:p>
     <w:p>
@@ -1757,12 +2142,28 @@
           <w:color w:val="A02B93" w:themeColor="accent5"/>
         </w:rPr>
       </w:pPr>
-      <w:r>
-        <w:rPr>
-          <w:color w:val="A02B93" w:themeColor="accent5"/>
-        </w:rPr>
-        <w:t>redirectUri: import.meta.env.VITE_ENTRA_REDIRECT_URI</w:t>
-      </w:r>
+      <w:proofErr w:type="spellStart"/>
+      <w:r>
+        <w:rPr>
+          <w:color w:val="A02B93" w:themeColor="accent5"/>
+        </w:rPr>
+        <w:t>redirectUri</w:t>
+      </w:r>
+      <w:proofErr w:type="spellEnd"/>
+      <w:r>
+        <w:rPr>
+          <w:color w:val="A02B93" w:themeColor="accent5"/>
+        </w:rPr>
+        <w:t xml:space="preserve">: </w:t>
+      </w:r>
+      <w:proofErr w:type="spellStart"/>
+      <w:r>
+        <w:rPr>
+          <w:color w:val="A02B93" w:themeColor="accent5"/>
+        </w:rPr>
+        <w:t>import.meta.env.VITE_ENTRA_REDIRECT_URI</w:t>
+      </w:r>
+      <w:proofErr w:type="spellEnd"/>
     </w:p>
     <w:p>
       <w:r>
@@ -1789,7 +2190,21 @@
         <w:rPr>
           <w:color w:val="A02B93" w:themeColor="accent5"/>
         </w:rPr>
-        <w:t>${window.location.origin}/redirect.html</w:t>
+        <w:t>${</w:t>
+      </w:r>
+      <w:proofErr w:type="spellStart"/>
+      <w:r>
+        <w:rPr>
+          <w:color w:val="A02B93" w:themeColor="accent5"/>
+        </w:rPr>
+        <w:t>window.location.origin</w:t>
+      </w:r>
+      <w:proofErr w:type="spellEnd"/>
+      <w:r>
+        <w:rPr>
+          <w:color w:val="A02B93" w:themeColor="accent5"/>
+        </w:rPr>
+        <w:t>}/redirect.html</w:t>
       </w:r>
     </w:p>
     <w:p>
@@ -1904,11 +2319,33 @@
           <w:color w:val="A02B93" w:themeColor="accent5"/>
         </w:rPr>
       </w:pPr>
-      <w:r>
-        <w:rPr>
-          <w:color w:val="A02B93" w:themeColor="accent5"/>
-        </w:rPr>
-        <w:t>az staticwebapp list --output table</w:t>
+      <w:proofErr w:type="spellStart"/>
+      <w:r>
+        <w:rPr>
+          <w:color w:val="A02B93" w:themeColor="accent5"/>
+        </w:rPr>
+        <w:t>az</w:t>
+      </w:r>
+      <w:proofErr w:type="spellEnd"/>
+      <w:r>
+        <w:rPr>
+          <w:color w:val="A02B93" w:themeColor="accent5"/>
+        </w:rPr>
+        <w:t xml:space="preserve"> </w:t>
+      </w:r>
+      <w:proofErr w:type="spellStart"/>
+      <w:r>
+        <w:rPr>
+          <w:color w:val="A02B93" w:themeColor="accent5"/>
+        </w:rPr>
+        <w:t>staticwebapp</w:t>
+      </w:r>
+      <w:proofErr w:type="spellEnd"/>
+      <w:r>
+        <w:rPr>
+          <w:color w:val="A02B93" w:themeColor="accent5"/>
+        </w:rPr>
+        <w:t xml:space="preserve"> list --output table</w:t>
       </w:r>
     </w:p>
     <w:p>
@@ -1928,11 +2365,33 @@
           <w:color w:val="A02B93" w:themeColor="accent5"/>
         </w:rPr>
       </w:pPr>
-      <w:r>
-        <w:rPr>
-          <w:color w:val="A02B93" w:themeColor="accent5"/>
-        </w:rPr>
-        <w:t>az staticwebapp show `</w:t>
+      <w:proofErr w:type="spellStart"/>
+      <w:r>
+        <w:rPr>
+          <w:color w:val="A02B93" w:themeColor="accent5"/>
+        </w:rPr>
+        <w:t>az</w:t>
+      </w:r>
+      <w:proofErr w:type="spellEnd"/>
+      <w:r>
+        <w:rPr>
+          <w:color w:val="A02B93" w:themeColor="accent5"/>
+        </w:rPr>
+        <w:t xml:space="preserve"> </w:t>
+      </w:r>
+      <w:proofErr w:type="spellStart"/>
+      <w:r>
+        <w:rPr>
+          <w:color w:val="A02B93" w:themeColor="accent5"/>
+        </w:rPr>
+        <w:t>staticwebapp</w:t>
+      </w:r>
+      <w:proofErr w:type="spellEnd"/>
+      <w:r>
+        <w:rPr>
+          <w:color w:val="A02B93" w:themeColor="accent5"/>
+        </w:rPr>
+        <w:t xml:space="preserve"> show `</w:t>
       </w:r>
     </w:p>
     <w:p>
@@ -1971,21 +2430,43 @@
         <w:rPr>
           <w:color w:val="A02B93" w:themeColor="accent5"/>
         </w:rPr>
-        <w:t xml:space="preserve">    --query "defaultHostname" `</w:t>
-      </w:r>
-    </w:p>
-    <w:p>
-      <w:pPr>
-        <w:rPr>
-          <w:color w:val="A02B93" w:themeColor="accent5"/>
-        </w:rPr>
-      </w:pPr>
-      <w:r>
-        <w:rPr>
-          <w:color w:val="A02B93" w:themeColor="accent5"/>
-        </w:rPr>
-        <w:t xml:space="preserve">    --output tsv</w:t>
-      </w:r>
+        <w:t xml:space="preserve">    --query "</w:t>
+      </w:r>
+      <w:proofErr w:type="spellStart"/>
+      <w:r>
+        <w:rPr>
+          <w:color w:val="A02B93" w:themeColor="accent5"/>
+        </w:rPr>
+        <w:t>defaultHostname</w:t>
+      </w:r>
+      <w:proofErr w:type="spellEnd"/>
+      <w:r>
+        <w:rPr>
+          <w:color w:val="A02B93" w:themeColor="accent5"/>
+        </w:rPr>
+        <w:t>" `</w:t>
+      </w:r>
+    </w:p>
+    <w:p>
+      <w:pPr>
+        <w:rPr>
+          <w:color w:val="A02B93" w:themeColor="accent5"/>
+        </w:rPr>
+      </w:pPr>
+      <w:r>
+        <w:rPr>
+          <w:color w:val="A02B93" w:themeColor="accent5"/>
+        </w:rPr>
+        <w:t xml:space="preserve">    --output </w:t>
+      </w:r>
+      <w:proofErr w:type="spellStart"/>
+      <w:r>
+        <w:rPr>
+          <w:color w:val="A02B93" w:themeColor="accent5"/>
+        </w:rPr>
+        <w:t>tsv</w:t>
+      </w:r>
+      <w:proofErr w:type="spellEnd"/>
     </w:p>
     <w:p>
       <w:r>
@@ -2091,15 +2572,9 @@
       </w:r>
       <w:r>
         <w:rPr>
-          <w:color w:val="A02B93" w:themeColor="accent5"/>
-        </w:rPr>
-        <w:t>IN PROCESS</w:t>
-      </w:r>
-      <w:r>
-        <w:rPr>
-          <w:color w:val="A02B93" w:themeColor="accent5"/>
-        </w:rPr>
-        <w:t>S</w:t>
+          <w:color w:val="00B050"/>
+        </w:rPr>
+        <w:t>COMPLETE</w:t>
       </w:r>
     </w:p>
     <w:p>
@@ -2108,12 +2583,44 @@
       </w:r>
     </w:p>
     <w:p>
-      <w:r>
-        <w:t>Get-ChildItem -Recurse -File |</w:t>
-      </w:r>
-    </w:p>
-    <w:p>
-      <w:r>
+      <w:pPr>
+        <w:shd w:val="clear" w:color="auto" w:fill="FFFF00"/>
+        <w:rPr>
+          <w:color w:val="A02B93" w:themeColor="accent5"/>
+        </w:rPr>
+      </w:pPr>
+      <w:r>
+        <w:rPr>
+          <w:color w:val="A02B93" w:themeColor="accent5"/>
+        </w:rPr>
+        <w:t>Get-</w:t>
+      </w:r>
+      <w:proofErr w:type="spellStart"/>
+      <w:r>
+        <w:rPr>
+          <w:color w:val="A02B93" w:themeColor="accent5"/>
+        </w:rPr>
+        <w:t>ChildItem</w:t>
+      </w:r>
+      <w:proofErr w:type="spellEnd"/>
+      <w:r>
+        <w:rPr>
+          <w:color w:val="A02B93" w:themeColor="accent5"/>
+        </w:rPr>
+        <w:t xml:space="preserve"> -Recurse -File |</w:t>
+      </w:r>
+    </w:p>
+    <w:p>
+      <w:pPr>
+        <w:shd w:val="clear" w:color="auto" w:fill="FFFF00"/>
+        <w:rPr>
+          <w:color w:val="A02B93" w:themeColor="accent5"/>
+        </w:rPr>
+      </w:pPr>
+      <w:r>
+        <w:rPr>
+          <w:color w:val="A02B93" w:themeColor="accent5"/>
+        </w:rPr>
         <w:t xml:space="preserve">    Select-String "scope"</w:t>
       </w:r>
     </w:p>
@@ -2123,13 +2630,59 @@
       </w:r>
     </w:p>
     <w:p>
-      <w:r>
-        <w:t>Get-ChildItem -Recurse -File |</w:t>
-      </w:r>
-    </w:p>
-    <w:p>
-      <w:r>
-        <w:t xml:space="preserve">    Select-String "test_policy_assistant"</w:t>
+      <w:pPr>
+        <w:shd w:val="clear" w:color="auto" w:fill="FFFF00"/>
+        <w:rPr>
+          <w:color w:val="A02B93" w:themeColor="accent5"/>
+        </w:rPr>
+      </w:pPr>
+      <w:r>
+        <w:rPr>
+          <w:color w:val="A02B93" w:themeColor="accent5"/>
+        </w:rPr>
+        <w:t>Get-</w:t>
+      </w:r>
+      <w:proofErr w:type="spellStart"/>
+      <w:r>
+        <w:rPr>
+          <w:color w:val="A02B93" w:themeColor="accent5"/>
+        </w:rPr>
+        <w:t>ChildItem</w:t>
+      </w:r>
+      <w:proofErr w:type="spellEnd"/>
+      <w:r>
+        <w:rPr>
+          <w:color w:val="A02B93" w:themeColor="accent5"/>
+        </w:rPr>
+        <w:t xml:space="preserve"> -Recurse -File |</w:t>
+      </w:r>
+    </w:p>
+    <w:p>
+      <w:pPr>
+        <w:shd w:val="clear" w:color="auto" w:fill="FFFF00"/>
+        <w:rPr>
+          <w:color w:val="A02B93" w:themeColor="accent5"/>
+        </w:rPr>
+      </w:pPr>
+      <w:r>
+        <w:rPr>
+          <w:color w:val="A02B93" w:themeColor="accent5"/>
+        </w:rPr>
+        <w:t xml:space="preserve">    Select-String "</w:t>
+      </w:r>
+      <w:proofErr w:type="spellStart"/>
+      <w:r>
+        <w:rPr>
+          <w:color w:val="A02B93" w:themeColor="accent5"/>
+        </w:rPr>
+        <w:t>test_policy_assistant</w:t>
+      </w:r>
+      <w:proofErr w:type="spellEnd"/>
+      <w:r>
+        <w:rPr>
+          <w:color w:val="A02B93" w:themeColor="accent5"/>
+        </w:rPr>
+        <w:t>"</w:t>
       </w:r>
     </w:p>
     <w:p>
@@ -2138,14 +2691,60 @@
       </w:r>
     </w:p>
     <w:p>
-      <w:r>
+      <w:pPr>
+        <w:shd w:val="clear" w:color="auto" w:fill="FFFF00"/>
+        <w:rPr>
+          <w:color w:val="A02B93" w:themeColor="accent5"/>
+        </w:rPr>
+      </w:pPr>
+      <w:r>
+        <w:rPr>
+          <w:color w:val="A02B93" w:themeColor="accent5"/>
+        </w:rPr>
         <w:lastRenderedPageBreak/>
-        <w:t>Get-ChildItem -Recurse -File |</w:t>
-      </w:r>
-    </w:p>
-    <w:p>
-      <w:r>
-        <w:t xml:space="preserve">    Select-String "api://"</w:t>
+        <w:t>Get-</w:t>
+      </w:r>
+      <w:proofErr w:type="spellStart"/>
+      <w:r>
+        <w:rPr>
+          <w:color w:val="A02B93" w:themeColor="accent5"/>
+        </w:rPr>
+        <w:t>ChildItem</w:t>
+      </w:r>
+      <w:proofErr w:type="spellEnd"/>
+      <w:r>
+        <w:rPr>
+          <w:color w:val="A02B93" w:themeColor="accent5"/>
+        </w:rPr>
+        <w:t xml:space="preserve"> -Recurse -File |</w:t>
+      </w:r>
+    </w:p>
+    <w:p>
+      <w:pPr>
+        <w:shd w:val="clear" w:color="auto" w:fill="FFFF00"/>
+        <w:rPr>
+          <w:color w:val="A02B93" w:themeColor="accent5"/>
+        </w:rPr>
+      </w:pPr>
+      <w:r>
+        <w:rPr>
+          <w:color w:val="A02B93" w:themeColor="accent5"/>
+        </w:rPr>
+        <w:t xml:space="preserve">    Select-String "</w:t>
+      </w:r>
+      <w:proofErr w:type="spellStart"/>
+      <w:r>
+        <w:rPr>
+          <w:color w:val="A02B93" w:themeColor="accent5"/>
+        </w:rPr>
+        <w:t>api</w:t>
+      </w:r>
+      <w:proofErr w:type="spellEnd"/>
+      <w:r>
+        <w:rPr>
+          <w:color w:val="A02B93" w:themeColor="accent5"/>
+        </w:rPr>
+        <w:t>://"</w:t>
       </w:r>
     </w:p>
     <w:p>
@@ -2154,7 +2753,15 @@
       </w:r>
     </w:p>
     <w:p>
-      <w:r>
+      <w:pPr>
+        <w:rPr>
+          <w:color w:val="A02B93" w:themeColor="accent5"/>
+        </w:rPr>
+      </w:pPr>
+      <w:r>
+        <w:rPr>
+          <w:color w:val="A02B93" w:themeColor="accent5"/>
+        </w:rPr>
         <w:t>api://cfc6f96e-9d3c-4b29-b09d-44bab3055d31/test_policy_assistant</w:t>
       </w:r>
     </w:p>
@@ -2190,9 +2797,9 @@
       </w:r>
       <w:r>
         <w:rPr>
-          <w:color w:val="EE0000"/>
-        </w:rPr>
-        <w:t>NOT STARTED</w:t>
+          <w:color w:val="00B050"/>
+        </w:rPr>
+        <w:t>COMPLETE</w:t>
       </w:r>
     </w:p>
     <w:p>
@@ -2201,7 +2808,15 @@
       </w:r>
     </w:p>
     <w:p>
-      <w:r>
+      <w:pPr>
+        <w:rPr>
+          <w:color w:val="A02B93" w:themeColor="accent5"/>
+        </w:rPr>
+      </w:pPr>
+      <w:r>
+        <w:rPr>
+          <w:color w:val="A02B93" w:themeColor="accent5"/>
+        </w:rPr>
         <w:t>cd C:\Users\Steven\GitHub-Repositories\Repositories\azure-policy-assistant-rag-solution-source\azure-policy-assistant-function-app-dev</w:t>
       </w:r>
     </w:p>
@@ -2211,7 +2826,15 @@
       </w:r>
     </w:p>
     <w:p>
-      <w:r>
+      <w:pPr>
+        <w:rPr>
+          <w:color w:val="A02B93" w:themeColor="accent5"/>
+        </w:rPr>
+      </w:pPr>
+      <w:r>
+        <w:rPr>
+          <w:color w:val="A02B93" w:themeColor="accent5"/>
+        </w:rPr>
         <w:t>git status</w:t>
       </w:r>
     </w:p>
@@ -2227,8 +2850,13 @@
         <w:pStyle w:val="Heading1"/>
       </w:pPr>
       <w:r>
-        <w:t>12. Inspect local.settings.json</w:t>
-      </w:r>
+        <w:t xml:space="preserve">12. Inspect </w:t>
+      </w:r>
+      <w:proofErr w:type="spellStart"/>
+      <w:r>
+        <w:t>local.settings.json</w:t>
+      </w:r>
+      <w:proofErr w:type="spellEnd"/>
       <w:r>
         <w:t xml:space="preserve"> </w:t>
       </w:r>
@@ -2237,9 +2865,9 @@
       </w:r>
       <w:r>
         <w:rPr>
-          <w:color w:val="EE0000"/>
-        </w:rPr>
-        <w:t>NOT STARTED</w:t>
+          <w:color w:val="00B050"/>
+        </w:rPr>
+        <w:t>COMPLETE</w:t>
       </w:r>
     </w:p>
     <w:p>
@@ -2248,9 +2876,25 @@
       </w:r>
     </w:p>
     <w:p>
-      <w:r>
-        <w:t>Get-Content .\local.settings.json</w:t>
-      </w:r>
+      <w:pPr>
+        <w:rPr>
+          <w:color w:val="A02B93" w:themeColor="accent5"/>
+        </w:rPr>
+      </w:pPr>
+      <w:r>
+        <w:rPr>
+          <w:color w:val="A02B93" w:themeColor="accent5"/>
+        </w:rPr>
+        <w:t>Get-Content .\</w:t>
+      </w:r>
+      <w:proofErr w:type="spellStart"/>
+      <w:r>
+        <w:rPr>
+          <w:color w:val="A02B93" w:themeColor="accent5"/>
+        </w:rPr>
+        <w:t>local.settings.json</w:t>
+      </w:r>
+      <w:proofErr w:type="spellEnd"/>
     </w:p>
     <w:p>
       <w:r>
@@ -2258,33 +2902,165 @@
       </w:r>
     </w:p>
     <w:p>
-      <w:r>
-        <w:t>"AZURE_SEARCH_ENDPOINT": "...",</w:t>
-      </w:r>
-    </w:p>
-    <w:p>
-      <w:r>
-        <w:t>"AZURE_SEARCH_INDEX_NAME": "...",</w:t>
-      </w:r>
-    </w:p>
-    <w:p>
-      <w:r>
-        <w:t>"AZURE_OPENAI_ENDPOINT": "...",</w:t>
-      </w:r>
-    </w:p>
-    <w:p>
-      <w:r>
-        <w:t>"AZURE_OPENAI_DEPLOYMENT": "...",</w:t>
-      </w:r>
-    </w:p>
-    <w:p>
-      <w:r>
-        <w:t>"COSMOS_ENDPOINT": "...",</w:t>
-      </w:r>
-    </w:p>
-    <w:p>
-      <w:r>
-        <w:t>"COSMOS_DATABASE_NAME": "..."</w:t>
+      <w:pPr>
+        <w:rPr>
+          <w:color w:val="A02B93" w:themeColor="accent5"/>
+        </w:rPr>
+      </w:pPr>
+      <w:r>
+        <w:rPr>
+          <w:color w:val="A02B93" w:themeColor="accent5"/>
+        </w:rPr>
+        <w:t>"</w:t>
+      </w:r>
+      <w:r>
+        <w:rPr>
+          <w:b/>
+          <w:bCs/>
+          <w:color w:val="A02B93" w:themeColor="accent5"/>
+        </w:rPr>
+        <w:t>AZURE_SEARCH_ENDPOINT</w:t>
+      </w:r>
+      <w:r>
+        <w:rPr>
+          <w:color w:val="A02B93" w:themeColor="accent5"/>
+        </w:rPr>
+        <w:t>": "...",</w:t>
+      </w:r>
+    </w:p>
+    <w:p>
+      <w:pPr>
+        <w:rPr>
+          <w:color w:val="A02B93" w:themeColor="accent5"/>
+        </w:rPr>
+      </w:pPr>
+      <w:r>
+        <w:rPr>
+          <w:color w:val="A02B93" w:themeColor="accent5"/>
+        </w:rPr>
+        <w:t>"</w:t>
+      </w:r>
+      <w:r>
+        <w:rPr>
+          <w:b/>
+          <w:bCs/>
+          <w:color w:val="A02B93" w:themeColor="accent5"/>
+        </w:rPr>
+        <w:t>AZURE_SEARCH_INDEX_NAME</w:t>
+      </w:r>
+      <w:r>
+        <w:rPr>
+          <w:color w:val="A02B93" w:themeColor="accent5"/>
+        </w:rPr>
+        <w:t>": "...",</w:t>
+      </w:r>
+    </w:p>
+    <w:p>
+      <w:pPr>
+        <w:rPr>
+          <w:color w:val="A02B93" w:themeColor="accent5"/>
+        </w:rPr>
+      </w:pPr>
+      <w:r>
+        <w:rPr>
+          <w:color w:val="A02B93" w:themeColor="accent5"/>
+        </w:rPr>
+        <w:t>"</w:t>
+      </w:r>
+      <w:r>
+        <w:rPr>
+          <w:b/>
+          <w:bCs/>
+          <w:color w:val="A02B93" w:themeColor="accent5"/>
+        </w:rPr>
+        <w:t>AZURE_OPENAI_ENDPOINT</w:t>
+      </w:r>
+      <w:r>
+        <w:rPr>
+          <w:color w:val="A02B93" w:themeColor="accent5"/>
+        </w:rPr>
+        <w:t>": "...",</w:t>
+      </w:r>
+    </w:p>
+    <w:p>
+      <w:pPr>
+        <w:rPr>
+          <w:color w:val="A02B93" w:themeColor="accent5"/>
+        </w:rPr>
+      </w:pPr>
+      <w:r>
+        <w:rPr>
+          <w:color w:val="A02B93" w:themeColor="accent5"/>
+        </w:rPr>
+        <w:t>"</w:t>
+      </w:r>
+      <w:r>
+        <w:rPr>
+          <w:b/>
+          <w:bCs/>
+          <w:color w:val="A02B93" w:themeColor="accent5"/>
+        </w:rPr>
+        <w:t>AZURE_OPENAI_DEPLOYMENT</w:t>
+      </w:r>
+      <w:r>
+        <w:rPr>
+          <w:color w:val="A02B93" w:themeColor="accent5"/>
+        </w:rPr>
+        <w:t>": "...",</w:t>
+      </w:r>
+    </w:p>
+    <w:p>
+      <w:pPr>
+        <w:rPr>
+          <w:color w:val="A02B93" w:themeColor="accent5"/>
+        </w:rPr>
+      </w:pPr>
+      <w:r>
+        <w:rPr>
+          <w:color w:val="A02B93" w:themeColor="accent5"/>
+        </w:rPr>
+        <w:t>"</w:t>
+      </w:r>
+      <w:r>
+        <w:rPr>
+          <w:b/>
+          <w:bCs/>
+          <w:color w:val="A02B93" w:themeColor="accent5"/>
+        </w:rPr>
+        <w:t>COSMOS_ENDPOINT</w:t>
+      </w:r>
+      <w:r>
+        <w:rPr>
+          <w:color w:val="A02B93" w:themeColor="accent5"/>
+        </w:rPr>
+        <w:t>": "...",</w:t>
+      </w:r>
+    </w:p>
+    <w:p>
+      <w:pPr>
+        <w:rPr>
+          <w:color w:val="A02B93" w:themeColor="accent5"/>
+        </w:rPr>
+      </w:pPr>
+      <w:r>
+        <w:rPr>
+          <w:color w:val="A02B93" w:themeColor="accent5"/>
+        </w:rPr>
+        <w:t>"</w:t>
+      </w:r>
+      <w:r>
+        <w:rPr>
+          <w:b/>
+          <w:bCs/>
+          <w:color w:val="A02B93" w:themeColor="accent5"/>
+        </w:rPr>
+        <w:t>COSMOS_DATABASE_NAME</w:t>
+      </w:r>
+      <w:r>
+        <w:rPr>
+          <w:color w:val="A02B93" w:themeColor="accent5"/>
+        </w:rPr>
+        <w:t>": "..."</w:t>
       </w:r>
     </w:p>
     <w:p>
@@ -2293,63 +3069,183 @@
       </w:r>
     </w:p>
     <w:p>
-      <w:r>
+      <w:pPr>
+        <w:rPr>
+          <w:b/>
+          <w:bCs/>
+          <w:color w:val="A02B93" w:themeColor="accent5"/>
+        </w:rPr>
+      </w:pPr>
+      <w:r>
+        <w:rPr>
+          <w:b/>
+          <w:bCs/>
+          <w:color w:val="A02B93" w:themeColor="accent5"/>
+        </w:rPr>
         <w:lastRenderedPageBreak/>
         <w:t>AZURE_SEARCH_ENDPOINT</w:t>
       </w:r>
     </w:p>
     <w:p>
-      <w:r>
+      <w:pPr>
+        <w:rPr>
+          <w:color w:val="A02B93" w:themeColor="accent5"/>
+        </w:rPr>
+      </w:pPr>
+      <w:r>
+        <w:rPr>
+          <w:color w:val="A02B93" w:themeColor="accent5"/>
+        </w:rPr>
         <w:t>https://as-corp-policy-ai-rag-search-svc-dev.search.windows.net</w:t>
       </w:r>
     </w:p>
     <w:p>
-      <w:r>
+      <w:pPr>
+        <w:rPr>
+          <w:b/>
+          <w:bCs/>
+          <w:color w:val="A02B93" w:themeColor="accent5"/>
+        </w:rPr>
+      </w:pPr>
+      <w:r>
+        <w:rPr>
+          <w:b/>
+          <w:bCs/>
+          <w:color w:val="A02B93" w:themeColor="accent5"/>
+        </w:rPr>
         <w:t>AZURE_SEARCH_INDEX_NAME</w:t>
       </w:r>
     </w:p>
     <w:p>
-      <w:r>
+      <w:pPr>
+        <w:rPr>
+          <w:color w:val="A02B93" w:themeColor="accent5"/>
+        </w:rPr>
+      </w:pPr>
+      <w:r>
+        <w:rPr>
+          <w:color w:val="A02B93" w:themeColor="accent5"/>
+        </w:rPr>
         <w:t>index-policy-assist-ai-search-v2</w:t>
       </w:r>
     </w:p>
     <w:p>
-      <w:r>
+      <w:pPr>
+        <w:rPr>
+          <w:b/>
+          <w:bCs/>
+          <w:color w:val="A02B93" w:themeColor="accent5"/>
+        </w:rPr>
+      </w:pPr>
+      <w:r>
+        <w:rPr>
+          <w:b/>
+          <w:bCs/>
+          <w:color w:val="A02B93" w:themeColor="accent5"/>
+        </w:rPr>
         <w:t>AZURE_OPENAI_ENDPOINT</w:t>
       </w:r>
     </w:p>
     <w:p>
-      <w:r>
+      <w:pPr>
+        <w:rPr>
+          <w:color w:val="A02B93" w:themeColor="accent5"/>
+        </w:rPr>
+      </w:pPr>
+      <w:r>
+        <w:rPr>
+          <w:color w:val="A02B93" w:themeColor="accent5"/>
+        </w:rPr>
         <w:t>https://rs-corp-policy-ai-rag-mf-dev.openai.azure.com</w:t>
       </w:r>
     </w:p>
     <w:p>
-      <w:r>
+      <w:pPr>
+        <w:rPr>
+          <w:b/>
+          <w:bCs/>
+          <w:color w:val="A02B93" w:themeColor="accent5"/>
+        </w:rPr>
+      </w:pPr>
+      <w:r>
+        <w:rPr>
+          <w:b/>
+          <w:bCs/>
+          <w:color w:val="A02B93" w:themeColor="accent5"/>
+        </w:rPr>
         <w:t>AZURE_OPENAI_DEPLOYMENT</w:t>
       </w:r>
     </w:p>
     <w:p>
-      <w:r>
+      <w:pPr>
+        <w:rPr>
+          <w:color w:val="A02B93" w:themeColor="accent5"/>
+        </w:rPr>
+      </w:pPr>
+      <w:r>
+        <w:rPr>
+          <w:color w:val="A02B93" w:themeColor="accent5"/>
+        </w:rPr>
         <w:t>gpt-5.4-mini</w:t>
       </w:r>
     </w:p>
     <w:p>
-      <w:r>
+      <w:pPr>
+        <w:rPr>
+          <w:b/>
+          <w:bCs/>
+          <w:color w:val="A02B93" w:themeColor="accent5"/>
+        </w:rPr>
+      </w:pPr>
+      <w:r>
+        <w:rPr>
+          <w:b/>
+          <w:bCs/>
+          <w:color w:val="A02B93" w:themeColor="accent5"/>
+        </w:rPr>
         <w:t>COSMOS_ENDPOINT</w:t>
       </w:r>
     </w:p>
     <w:p>
-      <w:r>
+      <w:pPr>
+        <w:rPr>
+          <w:color w:val="A02B93" w:themeColor="accent5"/>
+        </w:rPr>
+      </w:pPr>
+      <w:r>
+        <w:rPr>
+          <w:color w:val="A02B93" w:themeColor="accent5"/>
+        </w:rPr>
         <w:t>https://cosmos-policy-assistant-dev.documents.azure.com:443/</w:t>
       </w:r>
     </w:p>
     <w:p>
-      <w:r>
+      <w:pPr>
+        <w:rPr>
+          <w:b/>
+          <w:bCs/>
+          <w:color w:val="A02B93" w:themeColor="accent5"/>
+        </w:rPr>
+      </w:pPr>
+      <w:r>
+        <w:rPr>
+          <w:b/>
+          <w:bCs/>
+          <w:color w:val="A02B93" w:themeColor="accent5"/>
+        </w:rPr>
         <w:t>COSMOS_DATABASE_NAME</w:t>
       </w:r>
     </w:p>
     <w:p>
-      <w:r>
+      <w:pPr>
+        <w:rPr>
+          <w:color w:val="A02B93" w:themeColor="accent5"/>
+        </w:rPr>
+      </w:pPr>
+      <w:r>
+        <w:rPr>
+          <w:color w:val="A02B93" w:themeColor="accent5"/>
+        </w:rPr>
         <w:t>policy-assistant</w:t>
       </w:r>
     </w:p>
@@ -2380,63 +3276,180 @@
       </w:r>
       <w:r>
         <w:rPr>
-          <w:color w:val="EE0000"/>
-        </w:rPr>
-        <w:t>NOT STARTED</w:t>
-      </w:r>
-    </w:p>
-    <w:p>
-      <w:r>
-        <w:t>Search local.settings.json:</w:t>
-      </w:r>
-    </w:p>
-    <w:p>
-      <w:r>
-        <w:t>Get-Content .\local.settings.json |</w:t>
-      </w:r>
-    </w:p>
-    <w:p>
-      <w:r>
+          <w:color w:val="00B050"/>
+        </w:rPr>
+        <w:t>COMPLETE</w:t>
+      </w:r>
+    </w:p>
+    <w:p>
+      <w:r>
+        <w:t xml:space="preserve">Search </w:t>
+      </w:r>
+      <w:proofErr w:type="spellStart"/>
+      <w:r>
+        <w:rPr>
+          <w:b/>
+          <w:bCs/>
+        </w:rPr>
+        <w:t>local.settings.json</w:t>
+      </w:r>
+      <w:proofErr w:type="spellEnd"/>
+      <w:r>
+        <w:t>:</w:t>
+      </w:r>
+    </w:p>
+    <w:p>
+      <w:pPr>
+        <w:rPr>
+          <w:color w:val="A02B93" w:themeColor="accent5"/>
+        </w:rPr>
+      </w:pPr>
+      <w:r>
+        <w:rPr>
+          <w:color w:val="A02B93" w:themeColor="accent5"/>
+        </w:rPr>
+        <w:t>Get-Content .\</w:t>
+      </w:r>
+      <w:proofErr w:type="spellStart"/>
+      <w:r>
+        <w:rPr>
+          <w:color w:val="A02B93" w:themeColor="accent5"/>
+        </w:rPr>
+        <w:t>local.settings.json</w:t>
+      </w:r>
+      <w:proofErr w:type="spellEnd"/>
+      <w:r>
+        <w:rPr>
+          <w:color w:val="A02B93" w:themeColor="accent5"/>
+        </w:rPr>
+        <w:t xml:space="preserve"> |</w:t>
+      </w:r>
+    </w:p>
+    <w:p>
+      <w:pPr>
+        <w:rPr>
+          <w:color w:val="A02B93" w:themeColor="accent5"/>
+        </w:rPr>
+      </w:pPr>
+      <w:r>
+        <w:rPr>
+          <w:color w:val="A02B93" w:themeColor="accent5"/>
+        </w:rPr>
         <w:t xml:space="preserve">    Select-String "COSMOS"</w:t>
       </w:r>
     </w:p>
     <w:p>
       <w:r>
-        <w:t>You may see values similar to:</w:t>
-      </w:r>
-    </w:p>
-    <w:p>
-      <w:r>
+        <w:t xml:space="preserve">You </w:t>
+      </w:r>
+      <w:r>
+        <w:rPr>
+          <w:b/>
+          <w:bCs/>
+        </w:rPr>
+        <w:t>may see values</w:t>
+      </w:r>
+      <w:r>
+        <w:t xml:space="preserve"> similar to:</w:t>
+      </w:r>
+    </w:p>
+    <w:p>
+      <w:pPr>
+        <w:rPr>
+          <w:color w:val="A02B93" w:themeColor="accent5"/>
+        </w:rPr>
+      </w:pPr>
+      <w:r>
+        <w:rPr>
+          <w:color w:val="A02B93" w:themeColor="accent5"/>
+        </w:rPr>
         <w:t>COSMOS_CONVERSATIONS_CONTAINER=conversations</w:t>
       </w:r>
     </w:p>
     <w:p>
-      <w:r>
+      <w:pPr>
+        <w:rPr>
+          <w:color w:val="A02B93" w:themeColor="accent5"/>
+        </w:rPr>
+      </w:pPr>
+      <w:r>
+        <w:rPr>
+          <w:color w:val="A02B93" w:themeColor="accent5"/>
+        </w:rPr>
         <w:t>COSMOS_MESSAGES_CONTAINER=messages</w:t>
       </w:r>
     </w:p>
     <w:p>
-      <w:r>
+      <w:pPr>
+        <w:rPr>
+          <w:color w:val="A02B93" w:themeColor="accent5"/>
+        </w:rPr>
+      </w:pPr>
+      <w:r>
+        <w:rPr>
+          <w:color w:val="A02B93" w:themeColor="accent5"/>
+        </w:rPr>
         <w:t>COSMOS_MEMORIES_CONTAINER=memories</w:t>
       </w:r>
     </w:p>
     <w:p>
       <w:r>
-        <w:t>Record every Cosmos container.</w:t>
-      </w:r>
-    </w:p>
-    <w:p>
-      <w:r>
-        <w:t>For example:</w:t>
-      </w:r>
-    </w:p>
-    <w:p>
-      <w:r>
-        <w:t>Cosmos Database:</w:t>
-      </w:r>
-    </w:p>
-    <w:p>
-      <w:r>
+        <w:rPr>
+          <w:b/>
+          <w:bCs/>
+        </w:rPr>
+        <w:t xml:space="preserve">Record </w:t>
+      </w:r>
+      <w:r>
+        <w:rPr>
+          <w:u w:val="thick"/>
+        </w:rPr>
+        <w:t>every</w:t>
+      </w:r>
+      <w:r>
+        <w:rPr>
+          <w:b/>
+          <w:bCs/>
+        </w:rPr>
+        <w:t xml:space="preserve"> Cosmos container</w:t>
+      </w:r>
+      <w:r>
+        <w:t>.</w:t>
+      </w:r>
+    </w:p>
+    <w:p>
+      <w:r>
+        <w:rPr>
+          <w:u w:val="thick"/>
+        </w:rPr>
+        <w:t>For example</w:t>
+      </w:r>
+      <w:r>
+        <w:t>:</w:t>
+      </w:r>
+    </w:p>
+    <w:p>
+      <w:r>
+        <w:rPr>
+          <w:b/>
+          <w:bCs/>
+        </w:rPr>
+        <w:t>Cosmos Database</w:t>
+      </w:r>
+      <w:r>
+        <w:t>:</w:t>
+      </w:r>
+    </w:p>
+    <w:p>
+      <w:pPr>
+        <w:rPr>
+          <w:color w:val="A02B93" w:themeColor="accent5"/>
+        </w:rPr>
+      </w:pPr>
+      <w:r>
+        <w:rPr>
+          <w:color w:val="A02B93" w:themeColor="accent5"/>
+        </w:rPr>
         <w:lastRenderedPageBreak/>
         <w:t>policy-assistant</w:t>
       </w:r>
@@ -2444,21 +3457,52 @@
     <w:p/>
     <w:p>
       <w:r>
-        <w:t>Containers:</w:t>
-      </w:r>
-    </w:p>
-    <w:p>
-      <w:r>
+        <w:rPr>
+          <w:b/>
+          <w:bCs/>
+        </w:rPr>
+        <w:t>Containers</w:t>
+      </w:r>
+      <w:r>
+        <w:t>:</w:t>
+      </w:r>
+    </w:p>
+    <w:p>
+      <w:pPr>
+        <w:rPr>
+          <w:color w:val="A02B93" w:themeColor="accent5"/>
+        </w:rPr>
+      </w:pPr>
+      <w:r>
+        <w:rPr>
+          <w:color w:val="A02B93" w:themeColor="accent5"/>
+        </w:rPr>
         <w:t>conversations</w:t>
       </w:r>
     </w:p>
     <w:p>
-      <w:r>
+      <w:pPr>
+        <w:rPr>
+          <w:color w:val="A02B93" w:themeColor="accent5"/>
+        </w:rPr>
+      </w:pPr>
+      <w:r>
+        <w:rPr>
+          <w:color w:val="A02B93" w:themeColor="accent5"/>
+        </w:rPr>
         <w:t>messages</w:t>
       </w:r>
     </w:p>
     <w:p>
-      <w:r>
+      <w:pPr>
+        <w:rPr>
+          <w:color w:val="A02B93" w:themeColor="accent5"/>
+        </w:rPr>
+      </w:pPr>
+      <w:r>
+        <w:rPr>
+          <w:color w:val="A02B93" w:themeColor="accent5"/>
+        </w:rPr>
         <w:t>memories</w:t>
       </w:r>
     </w:p>
@@ -2495,69 +3539,278 @@
       </w:r>
       <w:r>
         <w:rPr>
-          <w:color w:val="EE0000"/>
-        </w:rPr>
-        <w:t>NOT STARTED</w:t>
-      </w:r>
-    </w:p>
-    <w:p>
-      <w:r>
-        <w:t>This is important because local.settings.json may not contain every variable used by the code.</w:t>
-      </w:r>
-    </w:p>
-    <w:p>
-      <w:r>
+          <w:color w:val="00B050"/>
+        </w:rPr>
+        <w:t>COMPLETE</w:t>
+      </w:r>
+    </w:p>
+    <w:p>
+      <w:r>
+        <w:t xml:space="preserve">This is important because </w:t>
+      </w:r>
+      <w:proofErr w:type="spellStart"/>
+      <w:r>
+        <w:rPr>
+          <w:b/>
+          <w:bCs/>
+        </w:rPr>
+        <w:t>local.settings.json</w:t>
+      </w:r>
+      <w:proofErr w:type="spellEnd"/>
+      <w:r>
+        <w:t xml:space="preserve"> may not contain every variable used by the code.</w:t>
+      </w:r>
+    </w:p>
+    <w:p>
+      <w:pPr>
+        <w:rPr>
+          <w:b/>
+          <w:bCs/>
+        </w:rPr>
+      </w:pPr>
+      <w:r>
+        <w:rPr>
+          <w:b/>
+          <w:bCs/>
+        </w:rPr>
         <w:t>Run:</w:t>
       </w:r>
     </w:p>
     <w:p>
-      <w:r>
+      <w:pPr>
+        <w:rPr>
+          <w:color w:val="A02B93" w:themeColor="accent5"/>
+        </w:rPr>
+      </w:pPr>
+      <w:r>
+        <w:rPr>
+          <w:color w:val="A02B93" w:themeColor="accent5"/>
+        </w:rPr>
         <w:t>Select-String `</w:t>
       </w:r>
     </w:p>
     <w:p>
-      <w:r>
+      <w:pPr>
+        <w:rPr>
+          <w:color w:val="A02B93" w:themeColor="accent5"/>
+        </w:rPr>
+      </w:pPr>
+      <w:r>
+        <w:rPr>
+          <w:color w:val="A02B93" w:themeColor="accent5"/>
+        </w:rPr>
         <w:t xml:space="preserve">    -Path .\function_app.py `</w:t>
       </w:r>
     </w:p>
     <w:p>
-      <w:r>
-        <w:t xml:space="preserve">    -Pattern "os.getenv|os.environ"</w:t>
-      </w:r>
-    </w:p>
-    <w:p>
-      <w:r>
-        <w:t>You may see things such as:</w:t>
-      </w:r>
-    </w:p>
-    <w:p>
-      <w:r>
+      <w:pPr>
+        <w:rPr>
+          <w:color w:val="A02B93" w:themeColor="accent5"/>
+        </w:rPr>
+      </w:pPr>
+      <w:r>
+        <w:rPr>
+          <w:color w:val="A02B93" w:themeColor="accent5"/>
+        </w:rPr>
+        <w:t xml:space="preserve">    -Pattern "</w:t>
+      </w:r>
+      <w:proofErr w:type="spellStart"/>
+      <w:r>
+        <w:rPr>
+          <w:color w:val="A02B93" w:themeColor="accent5"/>
+        </w:rPr>
+        <w:t>os.getenv|os.environ</w:t>
+      </w:r>
+      <w:proofErr w:type="spellEnd"/>
+      <w:r>
+        <w:rPr>
+          <w:color w:val="A02B93" w:themeColor="accent5"/>
+        </w:rPr>
+        <w:t>"</w:t>
+      </w:r>
+    </w:p>
+    <w:p>
+      <w:r>
+        <w:t xml:space="preserve">You </w:t>
+      </w:r>
+      <w:r>
+        <w:rPr>
+          <w:b/>
+          <w:bCs/>
+        </w:rPr>
+        <w:t>may see things</w:t>
+      </w:r>
+      <w:r>
+        <w:t xml:space="preserve"> such as:</w:t>
+      </w:r>
+    </w:p>
+    <w:p>
+      <w:pPr>
+        <w:rPr>
+          <w:color w:val="A02B93" w:themeColor="accent5"/>
+        </w:rPr>
+      </w:pPr>
+      <w:r>
+        <w:rPr>
+          <w:color w:val="A02B93" w:themeColor="accent5"/>
+        </w:rPr>
         <w:t>os.getenv("AZURE_SEARCH_ENDPOINT")os.getenv("COSMOS_ENDPOINT")os.getenv("MEMORY_DEV_VALIDATION_ENABLED")</w:t>
       </w:r>
     </w:p>
     <w:p>
       <w:r>
-        <w:t>Every environment variable returned by this search should be considered for the I-20 inventory.</w:t>
-      </w:r>
-    </w:p>
-    <w:p>
-      <w:r>
-        <w:t>If your Function App has multiple .py files, run:</w:t>
-      </w:r>
-    </w:p>
-    <w:p>
-      <w:r>
-        <w:t>Get-ChildItem -Recurse -Filter *.py |</w:t>
-      </w:r>
-    </w:p>
-    <w:p>
-      <w:r>
-        <w:t xml:space="preserve">    Select-String "os.getenv|os.environ"</w:t>
-      </w:r>
-    </w:p>
-    <w:p>
-      <w:r>
-        <w:t>This gives you the complete environment-variable inventory.</w:t>
+        <w:rPr>
+          <w:b/>
+          <w:bCs/>
+        </w:rPr>
+        <w:t>Every environment variable returned by this search</w:t>
+      </w:r>
+      <w:r>
+        <w:t xml:space="preserve"> </w:t>
+      </w:r>
+      <w:r>
+        <w:rPr>
+          <w:u w:val="thick"/>
+        </w:rPr>
+        <w:t>should be</w:t>
+      </w:r>
+      <w:r>
+        <w:t xml:space="preserve"> </w:t>
+      </w:r>
+      <w:r>
+        <w:rPr>
+          <w:b/>
+          <w:bCs/>
+        </w:rPr>
+        <w:t>considered</w:t>
+      </w:r>
+      <w:r>
+        <w:t xml:space="preserve"> for the </w:t>
+      </w:r>
+      <w:r>
+        <w:rPr>
+          <w:b/>
+          <w:bCs/>
+        </w:rPr>
+        <w:t>I-20</w:t>
+      </w:r>
+      <w:r>
+        <w:t xml:space="preserve"> inventory.</w:t>
+      </w:r>
+    </w:p>
+    <w:p>
+      <w:r>
+        <w:t xml:space="preserve">If your </w:t>
+      </w:r>
+      <w:r>
+        <w:rPr>
+          <w:b/>
+          <w:bCs/>
+        </w:rPr>
+        <w:t>Function App</w:t>
+      </w:r>
+      <w:r>
+        <w:t xml:space="preserve"> has </w:t>
+      </w:r>
+      <w:r>
+        <w:rPr>
+          <w:u w:val="thick"/>
+        </w:rPr>
+        <w:t>multiple</w:t>
+      </w:r>
+      <w:r>
+        <w:t xml:space="preserve"> .</w:t>
+      </w:r>
+      <w:proofErr w:type="spellStart"/>
+      <w:r>
+        <w:t>py</w:t>
+      </w:r>
+      <w:proofErr w:type="spellEnd"/>
+      <w:r>
+        <w:t xml:space="preserve"> files, run:</w:t>
+      </w:r>
+    </w:p>
+    <w:p>
+      <w:pPr>
+        <w:rPr>
+          <w:color w:val="A02B93" w:themeColor="accent5"/>
+        </w:rPr>
+      </w:pPr>
+      <w:r>
+        <w:rPr>
+          <w:color w:val="A02B93" w:themeColor="accent5"/>
+        </w:rPr>
+        <w:t>Get-</w:t>
+      </w:r>
+      <w:proofErr w:type="spellStart"/>
+      <w:r>
+        <w:rPr>
+          <w:color w:val="A02B93" w:themeColor="accent5"/>
+        </w:rPr>
+        <w:t>ChildItem</w:t>
+      </w:r>
+      <w:proofErr w:type="spellEnd"/>
+      <w:r>
+        <w:rPr>
+          <w:color w:val="A02B93" w:themeColor="accent5"/>
+        </w:rPr>
+        <w:t xml:space="preserve"> -Recurse -Filter *.</w:t>
+      </w:r>
+      <w:proofErr w:type="spellStart"/>
+      <w:r>
+        <w:rPr>
+          <w:color w:val="A02B93" w:themeColor="accent5"/>
+        </w:rPr>
+        <w:t>py</w:t>
+      </w:r>
+      <w:proofErr w:type="spellEnd"/>
+      <w:r>
+        <w:rPr>
+          <w:color w:val="A02B93" w:themeColor="accent5"/>
+        </w:rPr>
+        <w:t xml:space="preserve"> |</w:t>
+      </w:r>
+    </w:p>
+    <w:p>
+      <w:pPr>
+        <w:rPr>
+          <w:color w:val="A02B93" w:themeColor="accent5"/>
+        </w:rPr>
+      </w:pPr>
+      <w:r>
+        <w:rPr>
+          <w:color w:val="A02B93" w:themeColor="accent5"/>
+        </w:rPr>
+        <w:t xml:space="preserve">    Select-String "</w:t>
+      </w:r>
+      <w:proofErr w:type="spellStart"/>
+      <w:r>
+        <w:rPr>
+          <w:color w:val="A02B93" w:themeColor="accent5"/>
+        </w:rPr>
+        <w:t>os.getenv|os.environ</w:t>
+      </w:r>
+      <w:proofErr w:type="spellEnd"/>
+      <w:r>
+        <w:rPr>
+          <w:color w:val="A02B93" w:themeColor="accent5"/>
+        </w:rPr>
+        <w:t>"</w:t>
+      </w:r>
+    </w:p>
+    <w:p>
+      <w:r>
+        <w:t xml:space="preserve">This gives you the </w:t>
+      </w:r>
+      <w:r>
+        <w:rPr>
+          <w:b/>
+          <w:bCs/>
+        </w:rPr>
+        <w:t>complete environment-variable inventory</w:t>
+      </w:r>
+      <w:r>
+        <w:t>.</w:t>
       </w:r>
     </w:p>
     <w:p>
@@ -2583,48 +3836,309 @@
       </w:r>
       <w:r>
         <w:rPr>
-          <w:color w:val="EE0000"/>
-        </w:rPr>
-        <w:t>NOT STARTED</w:t>
-      </w:r>
-    </w:p>
-    <w:p>
-      <w:r>
-        <w:t>This is more important than only looking at local.settings.json, because Step 1 needs the actual Development Azure deployment.</w:t>
-      </w:r>
-    </w:p>
-    <w:p>
-      <w:r>
-        <w:t>Run:</w:t>
-      </w:r>
-    </w:p>
-    <w:p>
-      <w:r>
-        <w:t>az functionapp config appsettings list `</w:t>
-      </w:r>
-    </w:p>
-    <w:p>
-      <w:r>
-        <w:t xml:space="preserve">    --name policy-assist-orchestration-func-app-dev `</w:t>
-      </w:r>
-    </w:p>
-    <w:p>
-      <w:r>
-        <w:t xml:space="preserve">    --resource-group &lt;your-resource-group&gt; `</w:t>
-      </w:r>
-    </w:p>
-    <w:p>
-      <w:r>
+          <w:color w:val="00B050"/>
+        </w:rPr>
+        <w:t>COMPLETE</w:t>
+      </w:r>
+    </w:p>
+    <w:p>
+      <w:r>
+        <w:t xml:space="preserve">This is </w:t>
+      </w:r>
+      <w:r>
+        <w:rPr>
+          <w:b/>
+          <w:bCs/>
+        </w:rPr>
+        <w:t>more</w:t>
+      </w:r>
+      <w:r>
+        <w:t xml:space="preserve"> </w:t>
+      </w:r>
+      <w:r>
+        <w:rPr>
+          <w:b/>
+          <w:bCs/>
+        </w:rPr>
+        <w:t>important</w:t>
+      </w:r>
+      <w:r>
+        <w:t xml:space="preserve"> </w:t>
+      </w:r>
+      <w:r>
+        <w:rPr>
+          <w:u w:val="thick"/>
+        </w:rPr>
+        <w:t>than</w:t>
+      </w:r>
+      <w:r>
+        <w:t xml:space="preserve"> only looking at </w:t>
+      </w:r>
+      <w:proofErr w:type="spellStart"/>
+      <w:r>
+        <w:rPr>
+          <w:b/>
+          <w:bCs/>
+        </w:rPr>
+        <w:t>local.settings.json</w:t>
+      </w:r>
+      <w:proofErr w:type="spellEnd"/>
+      <w:r>
+        <w:t xml:space="preserve">, </w:t>
+      </w:r>
+      <w:r>
+        <w:rPr>
+          <w:u w:val="thick"/>
+        </w:rPr>
+        <w:t>because</w:t>
+      </w:r>
+      <w:r>
+        <w:t xml:space="preserve"> </w:t>
+      </w:r>
+      <w:r>
+        <w:rPr>
+          <w:b/>
+          <w:bCs/>
+        </w:rPr>
+        <w:t xml:space="preserve">Step 1 </w:t>
+      </w:r>
+      <w:r>
+        <w:rPr>
+          <w:u w:val="thick"/>
+        </w:rPr>
+        <w:t>needs</w:t>
+      </w:r>
+      <w:r>
+        <w:t xml:space="preserve"> the actual </w:t>
+      </w:r>
+      <w:r>
+        <w:rPr>
+          <w:b/>
+          <w:bCs/>
+        </w:rPr>
+        <w:t>Development Azure deployment</w:t>
+      </w:r>
+      <w:r>
+        <w:t>.</w:t>
+      </w:r>
+    </w:p>
+    <w:p>
+      <w:r>
+        <w:rPr>
+          <w:b/>
+          <w:bCs/>
+        </w:rPr>
+        <w:t>Run</w:t>
+      </w:r>
+      <w:r>
+        <w:t>:</w:t>
+      </w:r>
+    </w:p>
+    <w:p>
+      <w:proofErr w:type="spellStart"/>
+      <w:r>
+        <w:rPr>
+          <w:color w:val="A02B93" w:themeColor="accent5"/>
+        </w:rPr>
+        <w:t>az</w:t>
+      </w:r>
+      <w:proofErr w:type="spellEnd"/>
+      <w:r>
+        <w:rPr>
+          <w:color w:val="A02B93" w:themeColor="accent5"/>
+        </w:rPr>
+        <w:t xml:space="preserve"> </w:t>
+      </w:r>
+      <w:proofErr w:type="spellStart"/>
+      <w:r>
+        <w:rPr>
+          <w:color w:val="A02B93" w:themeColor="accent5"/>
+        </w:rPr>
+        <w:t>functionapp</w:t>
+      </w:r>
+      <w:proofErr w:type="spellEnd"/>
+      <w:r>
+        <w:rPr>
+          <w:color w:val="A02B93" w:themeColor="accent5"/>
+        </w:rPr>
+        <w:t xml:space="preserve"> config </w:t>
+      </w:r>
+      <w:proofErr w:type="spellStart"/>
+      <w:r>
+        <w:rPr>
+          <w:color w:val="A02B93" w:themeColor="accent5"/>
+        </w:rPr>
+        <w:t>appsettings</w:t>
+      </w:r>
+      <w:proofErr w:type="spellEnd"/>
+      <w:r>
+        <w:rPr>
+          <w:color w:val="A02B93" w:themeColor="accent5"/>
+        </w:rPr>
+        <w:t xml:space="preserve"> list </w:t>
+      </w:r>
+      <w:r>
+        <w:t>`</w:t>
+      </w:r>
+    </w:p>
+    <w:p>
+      <w:pPr>
+        <w:rPr>
+          <w:color w:val="A02B93" w:themeColor="accent5"/>
+        </w:rPr>
+      </w:pPr>
+      <w:r>
+        <w:t xml:space="preserve">    </w:t>
+      </w:r>
+      <w:r>
+        <w:rPr>
+          <w:color w:val="A02B93" w:themeColor="accent5"/>
+        </w:rPr>
+        <w:t>--name policy-assist-orchestration-</w:t>
+      </w:r>
+      <w:proofErr w:type="spellStart"/>
+      <w:r>
+        <w:rPr>
+          <w:color w:val="A02B93" w:themeColor="accent5"/>
+        </w:rPr>
+        <w:t>func</w:t>
+      </w:r>
+      <w:proofErr w:type="spellEnd"/>
+      <w:r>
+        <w:rPr>
+          <w:color w:val="A02B93" w:themeColor="accent5"/>
+        </w:rPr>
+        <w:t>-app-dev `</w:t>
+      </w:r>
+    </w:p>
+    <w:tbl>
+      <w:tblPr>
+        <w:tblW w:w="7300" w:type="dxa"/>
+        <w:tblCellMar>
+          <w:left w:w="0" w:type="dxa"/>
+          <w:right w:w="0" w:type="dxa"/>
+        </w:tblCellMar>
+        <w:tblLook w:val="04A0" w:firstRow="1" w:lastRow="0" w:firstColumn="1" w:lastColumn="0" w:noHBand="0" w:noVBand="1"/>
+      </w:tblPr>
+      <w:tblGrid>
+        <w:gridCol w:w="7300"/>
+      </w:tblGrid>
+      <w:tr>
+        <w:trPr>
+          <w:trHeight w:val="285"/>
+        </w:trPr>
+        <w:tc>
+          <w:tcPr>
+            <w:tcW w:w="7300" w:type="dxa"/>
+            <w:tcBorders>
+              <w:top w:val="nil"/>
+              <w:left w:val="nil"/>
+              <w:bottom w:val="nil"/>
+              <w:right w:val="nil"/>
+            </w:tcBorders>
+            <w:tcMar>
+              <w:top w:w="15" w:type="dxa"/>
+              <w:left w:w="315" w:type="dxa"/>
+              <w:bottom w:w="0" w:type="dxa"/>
+              <w:right w:w="15" w:type="dxa"/>
+            </w:tcMar>
+            <w:vAlign w:val="center"/>
+            <w:hideMark/>
+          </w:tcPr>
+          <w:p>
+            <w:pPr>
+              <w:rPr>
+                <w:rFonts w:ascii="Calibri" w:hAnsi="Calibri" w:cs="Calibri"/>
+                <w:color w:val="000000"/>
+                <w:sz w:val="22"/>
+                <w:szCs w:val="22"/>
+              </w:rPr>
+            </w:pPr>
+            <w:r>
+              <w:rPr>
+                <w:color w:val="A02B93" w:themeColor="accent5"/>
+              </w:rPr>
+              <w:t>--resource-group</w:t>
+            </w:r>
+            <w:r>
+              <w:rPr>
+                <w:color w:val="A02B93" w:themeColor="accent5"/>
+                <w:sz w:val="28"/>
+                <w:szCs w:val="28"/>
+              </w:rPr>
+              <w:t xml:space="preserve"> </w:t>
+            </w:r>
+            <w:r>
+              <w:rPr>
+                <w:rFonts w:cs="Calibri"/>
+                <w:color w:val="A02B93" w:themeColor="accent5"/>
+              </w:rPr>
+              <w:t>policy-assist-orchestration-</w:t>
+            </w:r>
+            <w:proofErr w:type="spellStart"/>
+            <w:r>
+              <w:rPr>
+                <w:rFonts w:cs="Calibri"/>
+                <w:color w:val="A02B93" w:themeColor="accent5"/>
+              </w:rPr>
+              <w:t>func</w:t>
+            </w:r>
+            <w:proofErr w:type="spellEnd"/>
+            <w:r>
+              <w:rPr>
+                <w:rFonts w:cs="Calibri"/>
+                <w:color w:val="A02B93" w:themeColor="accent5"/>
+              </w:rPr>
+              <w:t>-app-</w:t>
+            </w:r>
+            <w:proofErr w:type="spellStart"/>
+            <w:r>
+              <w:rPr>
+                <w:rFonts w:cs="Calibri"/>
+                <w:color w:val="A02B93" w:themeColor="accent5"/>
+              </w:rPr>
+              <w:t>dev_group</w:t>
+            </w:r>
+            <w:proofErr w:type="spellEnd"/>
+          </w:p>
+        </w:tc>
+      </w:tr>
+    </w:tbl>
+    <w:p>
+      <w:pPr>
+        <w:rPr>
+          <w:color w:val="A02B93" w:themeColor="accent5"/>
+        </w:rPr>
+      </w:pPr>
+      <w:r>
+        <w:rPr>
+          <w:color w:val="A02B93" w:themeColor="accent5"/>
+        </w:rPr>
         <w:t xml:space="preserve">    --output table</w:t>
       </w:r>
     </w:p>
     <w:p>
       <w:r>
-        <w:t>Replace:</w:t>
-      </w:r>
-    </w:p>
-    <w:p>
-      <w:r>
+        <w:rPr>
+          <w:b/>
+          <w:bCs/>
+        </w:rPr>
+        <w:t>Replace</w:t>
+      </w:r>
+      <w:r>
+        <w:t>:</w:t>
+      </w:r>
+    </w:p>
+    <w:p>
+      <w:pPr>
+        <w:rPr>
+          <w:color w:val="A02B93" w:themeColor="accent5"/>
+        </w:rPr>
+      </w:pPr>
+      <w:r>
+        <w:rPr>
+          <w:color w:val="A02B93" w:themeColor="accent5"/>
+        </w:rPr>
         <w:t>&lt;your-resource-group&gt;</w:t>
       </w:r>
     </w:p>
@@ -2639,23 +4153,123 @@
       </w:r>
     </w:p>
     <w:p>
-      <w:r>
-        <w:t>az functionapp list `</w:t>
-      </w:r>
-    </w:p>
-    <w:p>
-      <w:r>
+      <w:pPr>
+        <w:rPr>
+          <w:color w:val="A02B93" w:themeColor="accent5"/>
+        </w:rPr>
+      </w:pPr>
+      <w:proofErr w:type="spellStart"/>
+      <w:r>
+        <w:rPr>
+          <w:color w:val="A02B93" w:themeColor="accent5"/>
+        </w:rPr>
+        <w:t>az</w:t>
+      </w:r>
+      <w:proofErr w:type="spellEnd"/>
+      <w:r>
+        <w:rPr>
+          <w:color w:val="A02B93" w:themeColor="accent5"/>
+        </w:rPr>
+        <w:t xml:space="preserve"> </w:t>
+      </w:r>
+      <w:proofErr w:type="spellStart"/>
+      <w:r>
+        <w:rPr>
+          <w:color w:val="A02B93" w:themeColor="accent5"/>
+        </w:rPr>
+        <w:t>functionapp</w:t>
+      </w:r>
+      <w:proofErr w:type="spellEnd"/>
+      <w:r>
+        <w:rPr>
+          <w:color w:val="A02B93" w:themeColor="accent5"/>
+        </w:rPr>
+        <w:t xml:space="preserve"> list `</w:t>
+      </w:r>
+    </w:p>
+    <w:p>
+      <w:pPr>
+        <w:rPr>
+          <w:color w:val="A02B93" w:themeColor="accent5"/>
+        </w:rPr>
+      </w:pPr>
+      <w:r>
+        <w:rPr>
+          <w:color w:val="A02B93" w:themeColor="accent5"/>
+        </w:rPr>
         <w:t xml:space="preserve">    --query "[?name=='policy-assist-orchestration-func-app-dev'].[name,resourceGroup]" `</w:t>
       </w:r>
     </w:p>
     <w:p>
-      <w:r>
+      <w:pPr>
+        <w:rPr>
+          <w:color w:val="A02B93" w:themeColor="accent5"/>
+        </w:rPr>
+      </w:pPr>
+      <w:r>
+        <w:rPr>
+          <w:color w:val="A02B93" w:themeColor="accent5"/>
+        </w:rPr>
         <w:t xml:space="preserve">    --output table</w:t>
       </w:r>
     </w:p>
     <w:p>
       <w:r>
-        <w:t>Then rerun the appsettings list command using the returned resource group.</w:t>
+        <w:t xml:space="preserve">Then </w:t>
+      </w:r>
+      <w:r>
+        <w:rPr>
+          <w:b/>
+          <w:bCs/>
+        </w:rPr>
+        <w:t>rerun</w:t>
+      </w:r>
+      <w:r>
+        <w:t xml:space="preserve"> the </w:t>
+      </w:r>
+      <w:proofErr w:type="spellStart"/>
+      <w:r>
+        <w:rPr>
+          <w:b/>
+          <w:bCs/>
+        </w:rPr>
+        <w:t>appsettings</w:t>
+      </w:r>
+      <w:proofErr w:type="spellEnd"/>
+      <w:r>
+        <w:rPr>
+          <w:b/>
+          <w:bCs/>
+        </w:rPr>
+        <w:t xml:space="preserve"> list command</w:t>
+      </w:r>
+      <w:r>
+        <w:t xml:space="preserve"> </w:t>
+      </w:r>
+      <w:r>
+        <w:rPr>
+          <w:u w:val="thick"/>
+        </w:rPr>
+        <w:t>using</w:t>
+      </w:r>
+      <w:r>
+        <w:t xml:space="preserve"> the </w:t>
+      </w:r>
+      <w:r>
+        <w:rPr>
+          <w:u w:val="thick"/>
+        </w:rPr>
+        <w:t>returned</w:t>
+      </w:r>
+      <w:r>
+        <w:rPr>
+          <w:b/>
+          <w:bCs/>
+        </w:rPr>
+        <w:t xml:space="preserve"> resource group</w:t>
+      </w:r>
+      <w:r>
+        <w:t>.</w:t>
       </w:r>
     </w:p>
     <w:p>
@@ -2670,7 +4284,15 @@
         <w:pStyle w:val="Heading1"/>
       </w:pPr>
       <w:r>
-        <w:t>16. Compare local.settings.json with Azure</w:t>
+        <w:t xml:space="preserve">16. Compare </w:t>
+      </w:r>
+      <w:proofErr w:type="spellStart"/>
+      <w:r>
+        <w:t>local.settings.json</w:t>
+      </w:r>
+      <w:proofErr w:type="spellEnd"/>
+      <w:r>
+        <w:t xml:space="preserve"> with Azure</w:t>
       </w:r>
       <w:r>
         <w:t xml:space="preserve"> </w:t>
@@ -2680,14 +4302,43 @@
       </w:r>
       <w:r>
         <w:rPr>
-          <w:color w:val="EE0000"/>
-        </w:rPr>
-        <w:t>NOT STARTED</w:t>
-      </w:r>
-    </w:p>
-    <w:p>
-      <w:r>
-        <w:t>Create two columns mentally or in a document:</w:t>
+          <w:color w:val="00B050"/>
+        </w:rPr>
+        <w:t>COMPLETE</w:t>
+      </w:r>
+    </w:p>
+    <w:p>
+      <w:r>
+        <w:t xml:space="preserve">Create </w:t>
+      </w:r>
+      <w:r>
+        <w:rPr>
+          <w:b/>
+          <w:bCs/>
+        </w:rPr>
+        <w:t>two columns mentally</w:t>
+      </w:r>
+      <w:r>
+        <w:t xml:space="preserve"> </w:t>
+      </w:r>
+      <w:r>
+        <w:rPr>
+          <w:u w:val="thick"/>
+        </w:rPr>
+        <w:t>or</w:t>
+      </w:r>
+      <w:r>
+        <w:t xml:space="preserve"> in a </w:t>
+      </w:r>
+      <w:r>
+        <w:rPr>
+          <w:b/>
+          <w:bCs/>
+        </w:rPr>
+        <w:t>document</w:t>
+      </w:r>
+      <w:r>
+        <w:t>:</w:t>
       </w:r>
     </w:p>
     <w:tbl>
@@ -2790,7 +4441,15 @@
             <w:hideMark/>
           </w:tcPr>
           <w:p>
+            <w:pPr>
+              <w:rPr>
+                <w:color w:val="A02B93" w:themeColor="accent5"/>
+              </w:rPr>
+            </w:pPr>
             <w:r>
+              <w:rPr>
+                <w:color w:val="A02B93" w:themeColor="accent5"/>
+              </w:rPr>
               <w:t>AZURE_SEARCH_ENDPOINT</w:t>
             </w:r>
           </w:p>
@@ -2802,7 +4461,15 @@
             <w:hideMark/>
           </w:tcPr>
           <w:p>
+            <w:pPr>
+              <w:rPr>
+                <w:color w:val="A02B93" w:themeColor="accent5"/>
+              </w:rPr>
+            </w:pPr>
             <w:r>
+              <w:rPr>
+                <w:color w:val="A02B93" w:themeColor="accent5"/>
+              </w:rPr>
               <w:t>value</w:t>
             </w:r>
           </w:p>
@@ -2814,7 +4481,15 @@
             <w:hideMark/>
           </w:tcPr>
           <w:p>
+            <w:pPr>
+              <w:rPr>
+                <w:color w:val="A02B93" w:themeColor="accent5"/>
+              </w:rPr>
+            </w:pPr>
             <w:r>
+              <w:rPr>
+                <w:color w:val="A02B93" w:themeColor="accent5"/>
+              </w:rPr>
               <w:t>value</w:t>
             </w:r>
           </w:p>
@@ -2831,7 +4506,15 @@
             <w:hideMark/>
           </w:tcPr>
           <w:p>
+            <w:pPr>
+              <w:rPr>
+                <w:color w:val="A02B93" w:themeColor="accent5"/>
+              </w:rPr>
+            </w:pPr>
             <w:r>
+              <w:rPr>
+                <w:color w:val="A02B93" w:themeColor="accent5"/>
+              </w:rPr>
               <w:t>AZURE_SEARCH_INDEX_NAME</w:t>
             </w:r>
           </w:p>
@@ -2843,7 +4526,15 @@
             <w:hideMark/>
           </w:tcPr>
           <w:p>
+            <w:pPr>
+              <w:rPr>
+                <w:color w:val="A02B93" w:themeColor="accent5"/>
+              </w:rPr>
+            </w:pPr>
             <w:r>
+              <w:rPr>
+                <w:color w:val="A02B93" w:themeColor="accent5"/>
+              </w:rPr>
               <w:t>value</w:t>
             </w:r>
           </w:p>
@@ -2855,7 +4546,15 @@
             <w:hideMark/>
           </w:tcPr>
           <w:p>
+            <w:pPr>
+              <w:rPr>
+                <w:color w:val="A02B93" w:themeColor="accent5"/>
+              </w:rPr>
+            </w:pPr>
             <w:r>
+              <w:rPr>
+                <w:color w:val="A02B93" w:themeColor="accent5"/>
+              </w:rPr>
               <w:t>value</w:t>
             </w:r>
           </w:p>
@@ -2872,8 +4571,15 @@
             <w:hideMark/>
           </w:tcPr>
           <w:p>
+            <w:pPr>
+              <w:rPr>
+                <w:color w:val="A02B93" w:themeColor="accent5"/>
+              </w:rPr>
+            </w:pPr>
             <w:r>
-              <w:lastRenderedPageBreak/>
+              <w:rPr>
+                <w:color w:val="A02B93" w:themeColor="accent5"/>
+              </w:rPr>
               <w:t>AZURE_OPENAI_ENDPOINT</w:t>
             </w:r>
           </w:p>
@@ -2885,7 +4591,15 @@
             <w:hideMark/>
           </w:tcPr>
           <w:p>
+            <w:pPr>
+              <w:rPr>
+                <w:color w:val="A02B93" w:themeColor="accent5"/>
+              </w:rPr>
+            </w:pPr>
             <w:r>
+              <w:rPr>
+                <w:color w:val="A02B93" w:themeColor="accent5"/>
+              </w:rPr>
               <w:t>value</w:t>
             </w:r>
           </w:p>
@@ -2897,7 +4611,15 @@
             <w:hideMark/>
           </w:tcPr>
           <w:p>
+            <w:pPr>
+              <w:rPr>
+                <w:color w:val="A02B93" w:themeColor="accent5"/>
+              </w:rPr>
+            </w:pPr>
             <w:r>
+              <w:rPr>
+                <w:color w:val="A02B93" w:themeColor="accent5"/>
+              </w:rPr>
               <w:t>value</w:t>
             </w:r>
           </w:p>
@@ -2914,7 +4636,16 @@
             <w:hideMark/>
           </w:tcPr>
           <w:p>
+            <w:pPr>
+              <w:rPr>
+                <w:color w:val="A02B93" w:themeColor="accent5"/>
+              </w:rPr>
+            </w:pPr>
             <w:r>
+              <w:rPr>
+                <w:color w:val="A02B93" w:themeColor="accent5"/>
+              </w:rPr>
+              <w:lastRenderedPageBreak/>
               <w:t>AZURE_OPENAI_DEPLOYMENT</w:t>
             </w:r>
           </w:p>
@@ -2926,7 +4657,15 @@
             <w:hideMark/>
           </w:tcPr>
           <w:p>
+            <w:pPr>
+              <w:rPr>
+                <w:color w:val="A02B93" w:themeColor="accent5"/>
+              </w:rPr>
+            </w:pPr>
             <w:r>
+              <w:rPr>
+                <w:color w:val="A02B93" w:themeColor="accent5"/>
+              </w:rPr>
               <w:t>value</w:t>
             </w:r>
           </w:p>
@@ -2938,7 +4677,15 @@
             <w:hideMark/>
           </w:tcPr>
           <w:p>
+            <w:pPr>
+              <w:rPr>
+                <w:color w:val="A02B93" w:themeColor="accent5"/>
+              </w:rPr>
+            </w:pPr>
             <w:r>
+              <w:rPr>
+                <w:color w:val="A02B93" w:themeColor="accent5"/>
+              </w:rPr>
               <w:t>value</w:t>
             </w:r>
           </w:p>
@@ -2955,7 +4702,15 @@
             <w:hideMark/>
           </w:tcPr>
           <w:p>
+            <w:pPr>
+              <w:rPr>
+                <w:color w:val="A02B93" w:themeColor="accent5"/>
+              </w:rPr>
+            </w:pPr>
             <w:r>
+              <w:rPr>
+                <w:color w:val="A02B93" w:themeColor="accent5"/>
+              </w:rPr>
               <w:t>COSMOS_ENDPOINT</w:t>
             </w:r>
           </w:p>
@@ -2967,7 +4722,15 @@
             <w:hideMark/>
           </w:tcPr>
           <w:p>
+            <w:pPr>
+              <w:rPr>
+                <w:color w:val="A02B93" w:themeColor="accent5"/>
+              </w:rPr>
+            </w:pPr>
             <w:r>
+              <w:rPr>
+                <w:color w:val="A02B93" w:themeColor="accent5"/>
+              </w:rPr>
               <w:t>value</w:t>
             </w:r>
           </w:p>
@@ -2979,7 +4742,15 @@
             <w:hideMark/>
           </w:tcPr>
           <w:p>
+            <w:pPr>
+              <w:rPr>
+                <w:color w:val="A02B93" w:themeColor="accent5"/>
+              </w:rPr>
+            </w:pPr>
             <w:r>
+              <w:rPr>
+                <w:color w:val="A02B93" w:themeColor="accent5"/>
+              </w:rPr>
               <w:t>value</w:t>
             </w:r>
           </w:p>
@@ -2996,7 +4767,15 @@
             <w:hideMark/>
           </w:tcPr>
           <w:p>
+            <w:pPr>
+              <w:rPr>
+                <w:color w:val="A02B93" w:themeColor="accent5"/>
+              </w:rPr>
+            </w:pPr>
             <w:r>
+              <w:rPr>
+                <w:color w:val="A02B93" w:themeColor="accent5"/>
+              </w:rPr>
               <w:t>COSMOS_DATABASE_NAME</w:t>
             </w:r>
           </w:p>
@@ -3008,7 +4787,15 @@
             <w:hideMark/>
           </w:tcPr>
           <w:p>
+            <w:pPr>
+              <w:rPr>
+                <w:color w:val="A02B93" w:themeColor="accent5"/>
+              </w:rPr>
+            </w:pPr>
             <w:r>
+              <w:rPr>
+                <w:color w:val="A02B93" w:themeColor="accent5"/>
+              </w:rPr>
               <w:t>value</w:t>
             </w:r>
           </w:p>
@@ -3020,7 +4807,15 @@
             <w:hideMark/>
           </w:tcPr>
           <w:p>
+            <w:pPr>
+              <w:rPr>
+                <w:color w:val="A02B93" w:themeColor="accent5"/>
+              </w:rPr>
+            </w:pPr>
             <w:r>
+              <w:rPr>
+                <w:color w:val="A02B93" w:themeColor="accent5"/>
+              </w:rPr>
               <w:t>value</w:t>
             </w:r>
           </w:p>
@@ -3037,7 +4832,15 @@
             <w:hideMark/>
           </w:tcPr>
           <w:p>
+            <w:pPr>
+              <w:rPr>
+                <w:color w:val="A02B93" w:themeColor="accent5"/>
+              </w:rPr>
+            </w:pPr>
             <w:r>
+              <w:rPr>
+                <w:color w:val="A02B93" w:themeColor="accent5"/>
+              </w:rPr>
               <w:t>Containers</w:t>
             </w:r>
           </w:p>
@@ -3049,7 +4852,15 @@
             <w:hideMark/>
           </w:tcPr>
           <w:p>
+            <w:pPr>
+              <w:rPr>
+                <w:color w:val="A02B93" w:themeColor="accent5"/>
+              </w:rPr>
+            </w:pPr>
             <w:r>
+              <w:rPr>
+                <w:color w:val="A02B93" w:themeColor="accent5"/>
+              </w:rPr>
               <w:t>values</w:t>
             </w:r>
           </w:p>
@@ -3061,7 +4872,15 @@
             <w:hideMark/>
           </w:tcPr>
           <w:p>
+            <w:pPr>
+              <w:rPr>
+                <w:color w:val="A02B93" w:themeColor="accent5"/>
+              </w:rPr>
+            </w:pPr>
             <w:r>
+              <w:rPr>
+                <w:color w:val="A02B93" w:themeColor="accent5"/>
+              </w:rPr>
               <w:t>values</w:t>
             </w:r>
           </w:p>
@@ -3078,7 +4897,15 @@
             <w:hideMark/>
           </w:tcPr>
           <w:p>
+            <w:pPr>
+              <w:rPr>
+                <w:color w:val="A02B93" w:themeColor="accent5"/>
+              </w:rPr>
+            </w:pPr>
             <w:r>
+              <w:rPr>
+                <w:color w:val="A02B93" w:themeColor="accent5"/>
+              </w:rPr>
               <w:t>Logging</w:t>
             </w:r>
           </w:p>
@@ -3090,7 +4917,15 @@
             <w:hideMark/>
           </w:tcPr>
           <w:p>
+            <w:pPr>
+              <w:rPr>
+                <w:color w:val="A02B93" w:themeColor="accent5"/>
+              </w:rPr>
+            </w:pPr>
             <w:r>
+              <w:rPr>
+                <w:color w:val="A02B93" w:themeColor="accent5"/>
+              </w:rPr>
               <w:t>value</w:t>
             </w:r>
           </w:p>
@@ -3102,7 +4937,15 @@
             <w:hideMark/>
           </w:tcPr>
           <w:p>
+            <w:pPr>
+              <w:rPr>
+                <w:color w:val="A02B93" w:themeColor="accent5"/>
+              </w:rPr>
+            </w:pPr>
             <w:r>
+              <w:rPr>
+                <w:color w:val="A02B93" w:themeColor="accent5"/>
+              </w:rPr>
               <w:t>value</w:t>
             </w:r>
           </w:p>
@@ -3119,7 +4962,15 @@
             <w:hideMark/>
           </w:tcPr>
           <w:p>
+            <w:pPr>
+              <w:rPr>
+                <w:color w:val="A02B93" w:themeColor="accent5"/>
+              </w:rPr>
+            </w:pPr>
             <w:r>
+              <w:rPr>
+                <w:color w:val="A02B93" w:themeColor="accent5"/>
+              </w:rPr>
               <w:t>Feature flags</w:t>
             </w:r>
           </w:p>
@@ -3131,7 +4982,15 @@
             <w:hideMark/>
           </w:tcPr>
           <w:p>
+            <w:pPr>
+              <w:rPr>
+                <w:color w:val="A02B93" w:themeColor="accent5"/>
+              </w:rPr>
+            </w:pPr>
             <w:r>
+              <w:rPr>
+                <w:color w:val="A02B93" w:themeColor="accent5"/>
+              </w:rPr>
               <w:t>values</w:t>
             </w:r>
           </w:p>
@@ -3143,7 +5002,15 @@
             <w:hideMark/>
           </w:tcPr>
           <w:p>
+            <w:pPr>
+              <w:rPr>
+                <w:color w:val="A02B93" w:themeColor="accent5"/>
+              </w:rPr>
+            </w:pPr>
             <w:r>
+              <w:rPr>
+                <w:color w:val="A02B93" w:themeColor="accent5"/>
+              </w:rPr>
               <w:t>values</w:t>
             </w:r>
           </w:p>
@@ -3152,12 +5019,69 @@
     </w:tbl>
     <w:p>
       <w:r>
-        <w:t>They do not necessarily have to be identical.</w:t>
-      </w:r>
-    </w:p>
-    <w:p>
-      <w:r>
-        <w:t xml:space="preserve">But the Azure values should all point to the </w:t>
+        <w:t xml:space="preserve">They </w:t>
+      </w:r>
+      <w:r>
+        <w:rPr>
+          <w:b/>
+          <w:bCs/>
+        </w:rPr>
+        <w:t>do not necessarily</w:t>
+      </w:r>
+      <w:r>
+        <w:t xml:space="preserve"> </w:t>
+      </w:r>
+      <w:r>
+        <w:rPr>
+          <w:u w:val="thick"/>
+        </w:rPr>
+        <w:t>have to</w:t>
+      </w:r>
+      <w:r>
+        <w:t xml:space="preserve"> be </w:t>
+      </w:r>
+      <w:r>
+        <w:rPr>
+          <w:b/>
+          <w:bCs/>
+        </w:rPr>
+        <w:t>identical</w:t>
+      </w:r>
+      <w:r>
+        <w:t>.</w:t>
+      </w:r>
+    </w:p>
+    <w:p>
+      <w:r>
+        <w:t xml:space="preserve">But the </w:t>
+      </w:r>
+      <w:r>
+        <w:rPr>
+          <w:b/>
+          <w:bCs/>
+        </w:rPr>
+        <w:t>Azure values</w:t>
+      </w:r>
+      <w:r>
+        <w:t xml:space="preserve"> </w:t>
+      </w:r>
+      <w:r>
+        <w:rPr>
+          <w:u w:val="thick"/>
+        </w:rPr>
+        <w:t>should</w:t>
+      </w:r>
+      <w:r>
+        <w:t xml:space="preserve"> all </w:t>
+      </w:r>
+      <w:r>
+        <w:rPr>
+          <w:u w:val="thick"/>
+        </w:rPr>
+        <w:t>point</w:t>
+      </w:r>
+      <w:r>
+        <w:t xml:space="preserve"> to the </w:t>
       </w:r>
       <w:r>
         <w:rPr>
@@ -3192,95 +5116,470 @@
       </w:r>
       <w:r>
         <w:rPr>
-          <w:color w:val="EE0000"/>
-        </w:rPr>
-        <w:t>NOT STARTED</w:t>
-      </w:r>
-    </w:p>
-    <w:p>
-      <w:r>
-        <w:t>First search your Python code:</w:t>
-      </w:r>
-    </w:p>
-    <w:p>
-      <w:r>
-        <w:t>Get-ChildItem -Recurse -Filter *.py |</w:t>
-      </w:r>
-    </w:p>
-    <w:p>
-      <w:r>
+          <w:color w:val="00B050"/>
+        </w:rPr>
+        <w:t>COMPLETE</w:t>
+      </w:r>
+    </w:p>
+    <w:p>
+      <w:r>
+        <w:t xml:space="preserve">First </w:t>
+      </w:r>
+      <w:r>
+        <w:rPr>
+          <w:b/>
+          <w:bCs/>
+        </w:rPr>
+        <w:t xml:space="preserve">search </w:t>
+      </w:r>
+      <w:r>
+        <w:rPr>
+          <w:u w:val="thick"/>
+        </w:rPr>
+        <w:t>your</w:t>
+      </w:r>
+      <w:r>
+        <w:rPr>
+          <w:b/>
+          <w:bCs/>
+        </w:rPr>
+        <w:t xml:space="preserve"> Python code</w:t>
+      </w:r>
+      <w:r>
+        <w:t>:</w:t>
+      </w:r>
+    </w:p>
+    <w:p>
+      <w:pPr>
+        <w:rPr>
+          <w:color w:val="A02B93" w:themeColor="accent5"/>
+        </w:rPr>
+      </w:pPr>
+      <w:r>
+        <w:rPr>
+          <w:color w:val="A02B93" w:themeColor="accent5"/>
+        </w:rPr>
+        <w:t>Get-</w:t>
+      </w:r>
+      <w:proofErr w:type="spellStart"/>
+      <w:r>
+        <w:rPr>
+          <w:color w:val="A02B93" w:themeColor="accent5"/>
+        </w:rPr>
+        <w:t>ChildItem</w:t>
+      </w:r>
+      <w:proofErr w:type="spellEnd"/>
+      <w:r>
+        <w:rPr>
+          <w:color w:val="A02B93" w:themeColor="accent5"/>
+        </w:rPr>
+        <w:t xml:space="preserve"> -Recurse -Filter *.</w:t>
+      </w:r>
+      <w:proofErr w:type="spellStart"/>
+      <w:r>
+        <w:rPr>
+          <w:color w:val="A02B93" w:themeColor="accent5"/>
+        </w:rPr>
+        <w:t>py</w:t>
+      </w:r>
+      <w:proofErr w:type="spellEnd"/>
+      <w:r>
+        <w:rPr>
+          <w:color w:val="A02B93" w:themeColor="accent5"/>
+        </w:rPr>
+        <w:t xml:space="preserve"> |</w:t>
+      </w:r>
+    </w:p>
+    <w:p>
+      <w:pPr>
+        <w:rPr>
+          <w:color w:val="A02B93" w:themeColor="accent5"/>
+        </w:rPr>
+      </w:pPr>
+      <w:r>
+        <w:rPr>
+          <w:color w:val="A02B93" w:themeColor="accent5"/>
+        </w:rPr>
         <w:t xml:space="preserve">    Select-String "logging"</w:t>
       </w:r>
     </w:p>
     <w:p>
-      <w:r>
+      <w:pPr>
+        <w:rPr>
+          <w:color w:val="A02B93" w:themeColor="accent5"/>
+        </w:rPr>
+      </w:pPr>
+      <w:r>
+        <w:rPr>
+          <w:color w:val="A02B93" w:themeColor="accent5"/>
+        </w:rPr>
         <w:t>Look for things like:</w:t>
       </w:r>
     </w:p>
     <w:p>
-      <w:r>
+      <w:pPr>
+        <w:rPr>
+          <w:color w:val="A02B93" w:themeColor="accent5"/>
+        </w:rPr>
+      </w:pPr>
+      <w:r>
+        <w:rPr>
+          <w:color w:val="A02B93" w:themeColor="accent5"/>
+        </w:rPr>
         <w:t>logging.INFO</w:t>
       </w:r>
     </w:p>
     <w:p>
       <w:r>
-        <w:t>or:</w:t>
-      </w:r>
-    </w:p>
-    <w:p>
-      <w:r>
-        <w:t>logging.basicConfig(...)</w:t>
-      </w:r>
-    </w:p>
-    <w:p>
-      <w:r>
-        <w:t>Also inspect Azure App Settings for:</w:t>
-      </w:r>
-    </w:p>
-    <w:p>
-      <w:r>
+        <w:rPr>
+          <w:b/>
+          <w:bCs/>
+        </w:rPr>
+        <w:t>or</w:t>
+      </w:r>
+      <w:r>
+        <w:t>:</w:t>
+      </w:r>
+    </w:p>
+    <w:p>
+      <w:pPr>
+        <w:rPr>
+          <w:color w:val="A02B93" w:themeColor="accent5"/>
+        </w:rPr>
+      </w:pPr>
+      <w:proofErr w:type="spellStart"/>
+      <w:r>
+        <w:rPr>
+          <w:color w:val="A02B93" w:themeColor="accent5"/>
+        </w:rPr>
+        <w:t>logging.basicConfig</w:t>
+      </w:r>
+      <w:proofErr w:type="spellEnd"/>
+      <w:r>
+        <w:rPr>
+          <w:color w:val="A02B93" w:themeColor="accent5"/>
+        </w:rPr>
+        <w:t>(...)</w:t>
+      </w:r>
+    </w:p>
+    <w:p>
+      <w:r>
+        <w:t xml:space="preserve">Also </w:t>
+      </w:r>
+      <w:r>
+        <w:rPr>
+          <w:u w:val="thick"/>
+        </w:rPr>
+        <w:t>inspect</w:t>
+      </w:r>
+      <w:r>
+        <w:rPr>
+          <w:b/>
+          <w:bCs/>
+        </w:rPr>
+        <w:t xml:space="preserve"> Azure App Settings</w:t>
+      </w:r>
+      <w:r>
+        <w:t xml:space="preserve"> for:</w:t>
+      </w:r>
+    </w:p>
+    <w:p>
+      <w:pPr>
+        <w:rPr>
+          <w:color w:val="A02B93" w:themeColor="accent5"/>
+        </w:rPr>
+      </w:pPr>
+      <w:r>
+        <w:rPr>
+          <w:color w:val="A02B93" w:themeColor="accent5"/>
+        </w:rPr>
         <w:t>LOG_LEVEL</w:t>
       </w:r>
     </w:p>
     <w:p>
       <w:r>
-        <w:t>You can query it directly:</w:t>
-      </w:r>
-    </w:p>
-    <w:p>
-      <w:r>
-        <w:t>az functionapp config appsettings list `</w:t>
-      </w:r>
-    </w:p>
-    <w:p>
-      <w:r>
-        <w:t xml:space="preserve">    --name policy-assist-orchestration-func-app-dev `</w:t>
-      </w:r>
-    </w:p>
-    <w:p>
+        <w:t xml:space="preserve">You can </w:t>
+      </w:r>
+      <w:r>
+        <w:rPr>
+          <w:b/>
+          <w:bCs/>
+        </w:rPr>
+        <w:t>query</w:t>
+      </w:r>
+      <w:r>
+        <w:t xml:space="preserve"> it </w:t>
+      </w:r>
+      <w:r>
+        <w:rPr>
+          <w:b/>
+          <w:bCs/>
+        </w:rPr>
+        <w:t>directly</w:t>
+      </w:r>
+      <w:r>
+        <w:t>:</w:t>
+      </w:r>
+    </w:p>
+    <w:p>
+      <w:pPr>
+        <w:rPr>
+          <w:color w:val="A02B93" w:themeColor="accent5"/>
+        </w:rPr>
+      </w:pPr>
+      <w:proofErr w:type="spellStart"/>
+      <w:r>
+        <w:rPr>
+          <w:color w:val="A02B93" w:themeColor="accent5"/>
+        </w:rPr>
+        <w:t>az</w:t>
+      </w:r>
+      <w:proofErr w:type="spellEnd"/>
+      <w:r>
+        <w:rPr>
+          <w:color w:val="A02B93" w:themeColor="accent5"/>
+        </w:rPr>
+        <w:t xml:space="preserve"> </w:t>
+      </w:r>
+      <w:proofErr w:type="spellStart"/>
+      <w:r>
+        <w:rPr>
+          <w:color w:val="A02B93" w:themeColor="accent5"/>
+        </w:rPr>
+        <w:t>functionapp</w:t>
+      </w:r>
+      <w:proofErr w:type="spellEnd"/>
+      <w:r>
+        <w:rPr>
+          <w:color w:val="A02B93" w:themeColor="accent5"/>
+        </w:rPr>
+        <w:t xml:space="preserve"> config </w:t>
+      </w:r>
+      <w:proofErr w:type="spellStart"/>
+      <w:r>
+        <w:rPr>
+          <w:color w:val="A02B93" w:themeColor="accent5"/>
+        </w:rPr>
+        <w:t>appsettings</w:t>
+      </w:r>
+      <w:proofErr w:type="spellEnd"/>
+      <w:r>
+        <w:rPr>
+          <w:color w:val="A02B93" w:themeColor="accent5"/>
+        </w:rPr>
+        <w:t xml:space="preserve"> list `</w:t>
+      </w:r>
+    </w:p>
+    <w:p>
+      <w:pPr>
+        <w:rPr>
+          <w:color w:val="A02B93" w:themeColor="accent5"/>
+        </w:rPr>
+      </w:pPr>
+      <w:r>
+        <w:rPr>
+          <w:color w:val="A02B93" w:themeColor="accent5"/>
+        </w:rPr>
+        <w:t xml:space="preserve">    --name policy-assist-orchestration-</w:t>
+      </w:r>
+      <w:proofErr w:type="spellStart"/>
+      <w:r>
+        <w:rPr>
+          <w:color w:val="A02B93" w:themeColor="accent5"/>
+        </w:rPr>
+        <w:t>func</w:t>
+      </w:r>
+      <w:proofErr w:type="spellEnd"/>
+      <w:r>
+        <w:rPr>
+          <w:color w:val="A02B93" w:themeColor="accent5"/>
+        </w:rPr>
+        <w:t>-app-dev `</w:t>
+      </w:r>
+    </w:p>
+    <w:p>
+      <w:pPr>
+        <w:rPr>
+          <w:color w:val="A02B93" w:themeColor="accent5"/>
+        </w:rPr>
+      </w:pPr>
+      <w:r>
+        <w:rPr>
+          <w:color w:val="A02B93" w:themeColor="accent5"/>
+        </w:rPr>
+        <w:t xml:space="preserve">    --resource-group </w:t>
+      </w:r>
+      <w:r>
+        <w:rPr>
+          <w:color w:val="A02B93" w:themeColor="accent5"/>
+        </w:rPr>
+        <w:t>policy-assist-orchestration-</w:t>
+      </w:r>
+      <w:proofErr w:type="spellStart"/>
+      <w:r>
+        <w:rPr>
+          <w:color w:val="A02B93" w:themeColor="accent5"/>
+        </w:rPr>
+        <w:t>func</w:t>
+      </w:r>
+      <w:proofErr w:type="spellEnd"/>
+      <w:r>
+        <w:rPr>
+          <w:color w:val="A02B93" w:themeColor="accent5"/>
+        </w:rPr>
+        <w:t>-app-</w:t>
+      </w:r>
+      <w:proofErr w:type="spellStart"/>
+      <w:r>
+        <w:rPr>
+          <w:color w:val="A02B93" w:themeColor="accent5"/>
+        </w:rPr>
+        <w:t>dev_group</w:t>
+      </w:r>
+      <w:proofErr w:type="spellEnd"/>
+      <w:r>
+        <w:rPr>
+          <w:color w:val="A02B93" w:themeColor="accent5"/>
+        </w:rPr>
+        <w:t>`</w:t>
+      </w:r>
+    </w:p>
+    <w:p>
+      <w:pPr>
+        <w:rPr>
+          <w:color w:val="A02B93" w:themeColor="accent5"/>
+        </w:rPr>
+      </w:pPr>
       <w:r>
         <w:lastRenderedPageBreak/>
-        <w:t xml:space="preserve">    --resource-group &lt;your-resource-group&gt; `</w:t>
-      </w:r>
-    </w:p>
-    <w:p>
-      <w:r>
-        <w:t xml:space="preserve">    --query "[?name=='LOG_LEVEL']" `</w:t>
-      </w:r>
-    </w:p>
-    <w:p>
-      <w:r>
+        <w:t xml:space="preserve">    </w:t>
+      </w:r>
+      <w:r>
+        <w:rPr>
+          <w:color w:val="A02B93" w:themeColor="accent5"/>
+        </w:rPr>
+        <w:t>--query "[?name=='LOG_LEVEL']" `</w:t>
+      </w:r>
+    </w:p>
+    <w:p>
+      <w:pPr>
+        <w:rPr>
+          <w:color w:val="A02B93" w:themeColor="accent5"/>
+        </w:rPr>
+      </w:pPr>
+      <w:r>
+        <w:rPr>
+          <w:color w:val="A02B93" w:themeColor="accent5"/>
+        </w:rPr>
         <w:t xml:space="preserve">    --output table</w:t>
       </w:r>
     </w:p>
     <w:p>
       <w:r>
-        <w:t>If nothing appears, document that logging is currently relying on the application/default Azure logging configuration.</w:t>
-      </w:r>
-    </w:p>
-    <w:p>
-      <w:r>
-        <w:t>Do not invent a LOG_LEVEL value if none exists.</w:t>
+        <w:t xml:space="preserve">If </w:t>
+      </w:r>
+      <w:r>
+        <w:rPr>
+          <w:b/>
+          <w:bCs/>
+        </w:rPr>
+        <w:t>nothing appears</w:t>
+      </w:r>
+      <w:r>
+        <w:t xml:space="preserve">, </w:t>
+      </w:r>
+      <w:r>
+        <w:rPr>
+          <w:u w:val="thick"/>
+        </w:rPr>
+        <w:t>document</w:t>
+      </w:r>
+      <w:r>
+        <w:t xml:space="preserve"> that </w:t>
+      </w:r>
+      <w:r>
+        <w:rPr>
+          <w:b/>
+          <w:bCs/>
+        </w:rPr>
+        <w:t>logging</w:t>
+      </w:r>
+      <w:r>
+        <w:t xml:space="preserve"> is </w:t>
+      </w:r>
+      <w:r>
+        <w:rPr>
+          <w:u w:val="thick"/>
+        </w:rPr>
+        <w:t>currently</w:t>
+      </w:r>
+      <w:r>
+        <w:t xml:space="preserve"> </w:t>
+      </w:r>
+      <w:r>
+        <w:rPr>
+          <w:b/>
+          <w:bCs/>
+        </w:rPr>
+        <w:t>relying</w:t>
+      </w:r>
+      <w:r>
+        <w:t xml:space="preserve"> on the </w:t>
+      </w:r>
+      <w:r>
+        <w:rPr>
+          <w:b/>
+          <w:bCs/>
+        </w:rPr>
+        <w:t>application/default Azure logging</w:t>
+      </w:r>
+      <w:r>
+        <w:t xml:space="preserve"> </w:t>
+      </w:r>
+      <w:r>
+        <w:rPr>
+          <w:u w:val="thick"/>
+        </w:rPr>
+        <w:t>configuration</w:t>
+      </w:r>
+      <w:r>
+        <w:t>.</w:t>
+      </w:r>
+    </w:p>
+    <w:p>
+      <w:r>
+        <w:rPr>
+          <w:u w:val="thick"/>
+        </w:rPr>
+        <w:t>Do not invent</w:t>
+      </w:r>
+      <w:r>
+        <w:t xml:space="preserve"> a </w:t>
+      </w:r>
+      <w:r>
+        <w:rPr>
+          <w:b/>
+          <w:bCs/>
+        </w:rPr>
+        <w:t>LOG_LEVEL value</w:t>
+      </w:r>
+      <w:r>
+        <w:t xml:space="preserve"> if </w:t>
+      </w:r>
+      <w:r>
+        <w:rPr>
+          <w:u w:val="thick"/>
+        </w:rPr>
+        <w:t>none</w:t>
+      </w:r>
+      <w:r>
+        <w:t xml:space="preserve"> </w:t>
+      </w:r>
+      <w:r>
+        <w:t>exists</w:t>
+      </w:r>
+      <w:r>
+        <w:t>.</w:t>
       </w:r>
     </w:p>
     <w:p>
@@ -3305,74 +5604,363 @@
       </w:r>
       <w:r>
         <w:rPr>
-          <w:color w:val="EE0000"/>
-        </w:rPr>
-        <w:t>NOT STARTED</w:t>
-      </w:r>
-    </w:p>
-    <w:p>
-      <w:r>
-        <w:t>Search your Python project for likely feature flags.</w:t>
-      </w:r>
-    </w:p>
-    <w:p>
-      <w:r>
-        <w:t>Start with:</w:t>
-      </w:r>
-    </w:p>
-    <w:p>
-      <w:r>
-        <w:t>Get-ChildItem -Recurse -Filter *.py |</w:t>
-      </w:r>
-    </w:p>
-    <w:p>
-      <w:r>
+          <w:color w:val="00B050"/>
+        </w:rPr>
+        <w:t>COMPLETE</w:t>
+      </w:r>
+    </w:p>
+    <w:p>
+      <w:r>
+        <w:rPr>
+          <w:b/>
+          <w:bCs/>
+        </w:rPr>
+        <w:t>Search</w:t>
+      </w:r>
+      <w:r>
+        <w:t xml:space="preserve"> your </w:t>
+      </w:r>
+      <w:r>
+        <w:rPr>
+          <w:b/>
+          <w:bCs/>
+        </w:rPr>
+        <w:t>Python project</w:t>
+      </w:r>
+      <w:r>
+        <w:t xml:space="preserve"> for likely </w:t>
+      </w:r>
+      <w:r>
+        <w:rPr>
+          <w:b/>
+          <w:bCs/>
+        </w:rPr>
+        <w:t>feature flags</w:t>
+      </w:r>
+      <w:r>
+        <w:t>.</w:t>
+      </w:r>
+    </w:p>
+    <w:p>
+      <w:r>
+        <w:rPr>
+          <w:u w:val="thick"/>
+        </w:rPr>
+        <w:t>Start</w:t>
+      </w:r>
+      <w:r>
+        <w:rPr>
+          <w:b/>
+          <w:bCs/>
+        </w:rPr>
+        <w:t xml:space="preserve"> with</w:t>
+      </w:r>
+      <w:r>
+        <w:t>:</w:t>
+      </w:r>
+    </w:p>
+    <w:p>
+      <w:pPr>
+        <w:rPr>
+          <w:color w:val="A02B93" w:themeColor="accent5"/>
+        </w:rPr>
+      </w:pPr>
+      <w:r>
+        <w:rPr>
+          <w:color w:val="A02B93" w:themeColor="accent5"/>
+        </w:rPr>
+        <w:t>Get-</w:t>
+      </w:r>
+      <w:proofErr w:type="spellStart"/>
+      <w:r>
+        <w:rPr>
+          <w:color w:val="A02B93" w:themeColor="accent5"/>
+        </w:rPr>
+        <w:t>ChildItem</w:t>
+      </w:r>
+      <w:proofErr w:type="spellEnd"/>
+      <w:r>
+        <w:rPr>
+          <w:color w:val="A02B93" w:themeColor="accent5"/>
+        </w:rPr>
+        <w:t xml:space="preserve"> -Recurse -Filter *.</w:t>
+      </w:r>
+      <w:proofErr w:type="spellStart"/>
+      <w:r>
+        <w:rPr>
+          <w:color w:val="A02B93" w:themeColor="accent5"/>
+        </w:rPr>
+        <w:t>py</w:t>
+      </w:r>
+      <w:proofErr w:type="spellEnd"/>
+      <w:r>
+        <w:rPr>
+          <w:color w:val="A02B93" w:themeColor="accent5"/>
+        </w:rPr>
+        <w:t xml:space="preserve"> |</w:t>
+      </w:r>
+    </w:p>
+    <w:p>
+      <w:pPr>
+        <w:rPr>
+          <w:color w:val="A02B93" w:themeColor="accent5"/>
+        </w:rPr>
+      </w:pPr>
+      <w:r>
+        <w:rPr>
+          <w:color w:val="A02B93" w:themeColor="accent5"/>
+        </w:rPr>
         <w:t xml:space="preserve">    Select-String "ENABLED|ENABLE_|DISABLE_|DEBUG|TEST|FEATURE"</w:t>
       </w:r>
     </w:p>
     <w:p>
       <w:r>
-        <w:t>You may see things such as:</w:t>
-      </w:r>
-    </w:p>
-    <w:p>
-      <w:r>
+        <w:t xml:space="preserve">You </w:t>
+      </w:r>
+      <w:r>
+        <w:rPr>
+          <w:u w:val="thick"/>
+        </w:rPr>
+        <w:t>may</w:t>
+      </w:r>
+      <w:r>
+        <w:rPr>
+          <w:b/>
+          <w:bCs/>
+        </w:rPr>
+        <w:t xml:space="preserve"> see things</w:t>
+      </w:r>
+      <w:r>
+        <w:t xml:space="preserve"> such as:</w:t>
+      </w:r>
+    </w:p>
+    <w:p>
+      <w:pPr>
+        <w:rPr>
+          <w:color w:val="A02B93" w:themeColor="accent5"/>
+        </w:rPr>
+      </w:pPr>
+      <w:r>
+        <w:rPr>
+          <w:color w:val="A02B93" w:themeColor="accent5"/>
+        </w:rPr>
         <w:t>MEMORY_DEV_VALIDATION_ENABLED</w:t>
       </w:r>
     </w:p>
     <w:p>
-      <w:r>
+      <w:pPr>
+        <w:rPr>
+          <w:color w:val="A02B93" w:themeColor="accent5"/>
+        </w:rPr>
+      </w:pPr>
+      <w:r>
+        <w:rPr>
+          <w:color w:val="A02B93" w:themeColor="accent5"/>
+        </w:rPr>
         <w:t>FORCE_SUMMARY_FAILURE_TEST</w:t>
       </w:r>
     </w:p>
     <w:p>
       <w:r>
-        <w:t>Also check Azure settings:</w:t>
-      </w:r>
-    </w:p>
-    <w:p>
-      <w:r>
-        <w:t>az functionapp config appsettings list `</w:t>
-      </w:r>
-    </w:p>
-    <w:p>
-      <w:r>
-        <w:t xml:space="preserve">    --name policy-assist-orchestration-func-app-dev `</w:t>
-      </w:r>
-    </w:p>
-    <w:p>
-      <w:r>
-        <w:t xml:space="preserve">    --resource-group &lt;your-resource-group&gt; `</w:t>
-      </w:r>
-    </w:p>
-    <w:p>
-      <w:r>
+        <w:t xml:space="preserve">Also </w:t>
+      </w:r>
+      <w:r>
+        <w:rPr>
+          <w:u w:val="thick"/>
+        </w:rPr>
+        <w:t>check</w:t>
+      </w:r>
+      <w:r>
+        <w:rPr>
+          <w:b/>
+          <w:bCs/>
+        </w:rPr>
+        <w:t xml:space="preserve"> Azure settings</w:t>
+      </w:r>
+      <w:r>
+        <w:t>:</w:t>
+      </w:r>
+    </w:p>
+    <w:p>
+      <w:pPr>
+        <w:rPr>
+          <w:color w:val="A02B93" w:themeColor="accent5"/>
+        </w:rPr>
+      </w:pPr>
+      <w:proofErr w:type="spellStart"/>
+      <w:r>
+        <w:rPr>
+          <w:color w:val="A02B93" w:themeColor="accent5"/>
+        </w:rPr>
+        <w:t>az</w:t>
+      </w:r>
+      <w:proofErr w:type="spellEnd"/>
+      <w:r>
+        <w:rPr>
+          <w:color w:val="A02B93" w:themeColor="accent5"/>
+        </w:rPr>
+        <w:t xml:space="preserve"> </w:t>
+      </w:r>
+      <w:proofErr w:type="spellStart"/>
+      <w:r>
+        <w:rPr>
+          <w:color w:val="A02B93" w:themeColor="accent5"/>
+        </w:rPr>
+        <w:t>functionapp</w:t>
+      </w:r>
+      <w:proofErr w:type="spellEnd"/>
+      <w:r>
+        <w:rPr>
+          <w:color w:val="A02B93" w:themeColor="accent5"/>
+        </w:rPr>
+        <w:t xml:space="preserve"> config </w:t>
+      </w:r>
+      <w:proofErr w:type="spellStart"/>
+      <w:r>
+        <w:rPr>
+          <w:color w:val="A02B93" w:themeColor="accent5"/>
+        </w:rPr>
+        <w:t>appsettings</w:t>
+      </w:r>
+      <w:proofErr w:type="spellEnd"/>
+      <w:r>
+        <w:rPr>
+          <w:color w:val="A02B93" w:themeColor="accent5"/>
+        </w:rPr>
+        <w:t xml:space="preserve"> list `</w:t>
+      </w:r>
+    </w:p>
+    <w:p>
+      <w:pPr>
+        <w:rPr>
+          <w:color w:val="A02B93" w:themeColor="accent5"/>
+        </w:rPr>
+      </w:pPr>
+      <w:r>
+        <w:rPr>
+          <w:color w:val="A02B93" w:themeColor="accent5"/>
+        </w:rPr>
+        <w:t xml:space="preserve">    --name policy-assist-orchestration-</w:t>
+      </w:r>
+      <w:proofErr w:type="spellStart"/>
+      <w:r>
+        <w:rPr>
+          <w:color w:val="A02B93" w:themeColor="accent5"/>
+        </w:rPr>
+        <w:t>func</w:t>
+      </w:r>
+      <w:proofErr w:type="spellEnd"/>
+      <w:r>
+        <w:rPr>
+          <w:color w:val="A02B93" w:themeColor="accent5"/>
+        </w:rPr>
+        <w:t>-app-dev `</w:t>
+      </w:r>
+    </w:p>
+    <w:p>
+      <w:pPr>
+        <w:rPr>
+          <w:color w:val="A02B93" w:themeColor="accent5"/>
+        </w:rPr>
+      </w:pPr>
+      <w:r>
+        <w:rPr>
+          <w:color w:val="A02B93" w:themeColor="accent5"/>
+        </w:rPr>
+        <w:t xml:space="preserve">    --resource-group </w:t>
+      </w:r>
+      <w:r>
+        <w:rPr>
+          <w:color w:val="A02B93" w:themeColor="accent5"/>
+        </w:rPr>
+        <w:t>policy-assist-orchestration-</w:t>
+      </w:r>
+      <w:proofErr w:type="spellStart"/>
+      <w:r>
+        <w:rPr>
+          <w:color w:val="A02B93" w:themeColor="accent5"/>
+        </w:rPr>
+        <w:t>func</w:t>
+      </w:r>
+      <w:proofErr w:type="spellEnd"/>
+      <w:r>
+        <w:rPr>
+          <w:color w:val="A02B93" w:themeColor="accent5"/>
+        </w:rPr>
+        <w:t>-app-</w:t>
+      </w:r>
+      <w:proofErr w:type="spellStart"/>
+      <w:r>
+        <w:rPr>
+          <w:color w:val="A02B93" w:themeColor="accent5"/>
+        </w:rPr>
+        <w:t>dev_group</w:t>
+      </w:r>
+      <w:proofErr w:type="spellEnd"/>
+      <w:r>
+        <w:rPr>
+          <w:color w:val="A02B93" w:themeColor="accent5"/>
+        </w:rPr>
+        <w:t>`</w:t>
+      </w:r>
+    </w:p>
+    <w:p>
+      <w:pPr>
+        <w:rPr>
+          <w:color w:val="A02B93" w:themeColor="accent5"/>
+        </w:rPr>
+      </w:pPr>
+      <w:r>
+        <w:rPr>
+          <w:color w:val="A02B93" w:themeColor="accent5"/>
+        </w:rPr>
         <w:t xml:space="preserve">    --output table</w:t>
       </w:r>
     </w:p>
     <w:p>
       <w:r>
-        <w:t>Record each feature/test flag and its current Development value.</w:t>
+        <w:rPr>
+          <w:u w:val="thick"/>
+        </w:rPr>
+        <w:t>Record</w:t>
+      </w:r>
+      <w:r>
+        <w:t xml:space="preserve"> </w:t>
+      </w:r>
+      <w:r>
+        <w:rPr>
+          <w:b/>
+          <w:bCs/>
+        </w:rPr>
+        <w:t>each feature/test flag</w:t>
+      </w:r>
+      <w:r>
+        <w:t xml:space="preserve"> </w:t>
+      </w:r>
+      <w:r>
+        <w:rPr>
+          <w:u w:val="thick"/>
+        </w:rPr>
+        <w:t>and</w:t>
+      </w:r>
+      <w:r>
+        <w:t xml:space="preserve"> its </w:t>
+      </w:r>
+      <w:r>
+        <w:rPr>
+          <w:u w:val="thick"/>
+        </w:rPr>
+        <w:t>current</w:t>
+      </w:r>
+      <w:r>
+        <w:rPr>
+          <w:b/>
+          <w:bCs/>
+        </w:rPr>
+        <w:t xml:space="preserve"> Development value</w:t>
+      </w:r>
+      <w:r>
+        <w:t>.</w:t>
       </w:r>
     </w:p>
     <w:p>
@@ -3457,7 +6045,15 @@
             <w:hideMark/>
           </w:tcPr>
           <w:p>
+            <w:pPr>
+              <w:rPr>
+                <w:color w:val="A02B93" w:themeColor="accent5"/>
+              </w:rPr>
+            </w:pPr>
             <w:r>
+              <w:rPr>
+                <w:color w:val="A02B93" w:themeColor="accent5"/>
+              </w:rPr>
               <w:t>MEMORY_DEV_VALIDATION_ENABLED</w:t>
             </w:r>
           </w:p>
@@ -3469,7 +6065,15 @@
             <w:hideMark/>
           </w:tcPr>
           <w:p>
+            <w:pPr>
+              <w:rPr>
+                <w:color w:val="A02B93" w:themeColor="accent5"/>
+              </w:rPr>
+            </w:pPr>
             <w:r>
+              <w:rPr>
+                <w:color w:val="A02B93" w:themeColor="accent5"/>
+              </w:rPr>
               <w:t>true/false</w:t>
             </w:r>
           </w:p>
@@ -3486,7 +6090,15 @@
             <w:hideMark/>
           </w:tcPr>
           <w:p>
+            <w:pPr>
+              <w:rPr>
+                <w:color w:val="A02B93" w:themeColor="accent5"/>
+              </w:rPr>
+            </w:pPr>
             <w:r>
+              <w:rPr>
+                <w:color w:val="A02B93" w:themeColor="accent5"/>
+              </w:rPr>
               <w:t>FORCE_SUMMARY_FAILURE_TEST</w:t>
             </w:r>
           </w:p>
@@ -3498,7 +6110,15 @@
             <w:hideMark/>
           </w:tcPr>
           <w:p>
+            <w:pPr>
+              <w:rPr>
+                <w:color w:val="A02B93" w:themeColor="accent5"/>
+              </w:rPr>
+            </w:pPr>
             <w:r>
+              <w:rPr>
+                <w:color w:val="A02B93" w:themeColor="accent5"/>
+              </w:rPr>
               <w:t>false</w:t>
             </w:r>
           </w:p>
@@ -3507,12 +6127,41 @@
     </w:tbl>
     <w:p>
       <w:r>
+        <w:t xml:space="preserve">The </w:t>
+      </w:r>
+      <w:r>
+        <w:rPr>
+          <w:b/>
+          <w:bCs/>
+        </w:rPr>
+        <w:t>exact values</w:t>
+      </w:r>
+      <w:r>
+        <w:t xml:space="preserve"> should </w:t>
+      </w:r>
+      <w:r>
+        <w:rPr>
+          <w:u w:val="thick"/>
+        </w:rPr>
+        <w:t>come</w:t>
+      </w:r>
+      <w:r>
+        <w:t xml:space="preserve"> from </w:t>
+      </w:r>
+      <w:r>
+        <w:rPr>
+          <w:b/>
+          <w:bCs/>
+        </w:rPr>
+        <w:t>Azure</w:t>
+      </w:r>
+      <w:r>
+        <w:t>.</w:t>
+      </w:r>
+    </w:p>
+    <w:p>
+      <w:r>
         <w:lastRenderedPageBreak/>
-        <w:t>The exact values should come from Azure.</w:t>
-      </w:r>
-    </w:p>
-    <w:p>
-      <w:r>
         <w:pict w14:anchorId="443F2AA9">
           <v:rect id="_x0000_i1168" style="width:0;height:1.5pt" o:hralign="center" o:hrstd="t" o:hr="t" fillcolor="#a0a0a0" stroked="f"/>
         </w:pict>
@@ -3533,84 +6182,365 @@
       </w:r>
       <w:r>
         <w:rPr>
-          <w:color w:val="EE0000"/>
-        </w:rPr>
-        <w:t>NOT STARTED</w:t>
-      </w:r>
-    </w:p>
-    <w:p>
-      <w:r>
-        <w:t>Run:</w:t>
-      </w:r>
-    </w:p>
-    <w:p>
-      <w:r>
-        <w:t>az functionapp cors show `</w:t>
-      </w:r>
-    </w:p>
-    <w:p>
-      <w:r>
-        <w:t xml:space="preserve">    --name policy-assist-orchestration-func-app-dev `</w:t>
-      </w:r>
-    </w:p>
-    <w:p>
-      <w:r>
-        <w:t xml:space="preserve">    --resource-group &lt;your-resource-group&gt;</w:t>
-      </w:r>
-    </w:p>
-    <w:p>
-      <w:r>
-        <w:t>Look for:</w:t>
-      </w:r>
-    </w:p>
-    <w:p>
-      <w:r>
+          <w:color w:val="00B050"/>
+        </w:rPr>
+        <w:t>COMPLETE</w:t>
+      </w:r>
+    </w:p>
+    <w:p>
+      <w:r>
+        <w:rPr>
+          <w:b/>
+          <w:bCs/>
+        </w:rPr>
+        <w:t>Run</w:t>
+      </w:r>
+      <w:r>
+        <w:t>:</w:t>
+      </w:r>
+    </w:p>
+    <w:p>
+      <w:pPr>
+        <w:rPr>
+          <w:color w:val="A02B93" w:themeColor="accent5"/>
+        </w:rPr>
+      </w:pPr>
+      <w:proofErr w:type="spellStart"/>
+      <w:r>
+        <w:rPr>
+          <w:color w:val="A02B93" w:themeColor="accent5"/>
+        </w:rPr>
+        <w:t>az</w:t>
+      </w:r>
+      <w:proofErr w:type="spellEnd"/>
+      <w:r>
+        <w:rPr>
+          <w:color w:val="A02B93" w:themeColor="accent5"/>
+        </w:rPr>
+        <w:t xml:space="preserve"> </w:t>
+      </w:r>
+      <w:proofErr w:type="spellStart"/>
+      <w:r>
+        <w:rPr>
+          <w:color w:val="A02B93" w:themeColor="accent5"/>
+        </w:rPr>
+        <w:t>functionapp</w:t>
+      </w:r>
+      <w:proofErr w:type="spellEnd"/>
+      <w:r>
+        <w:rPr>
+          <w:color w:val="A02B93" w:themeColor="accent5"/>
+        </w:rPr>
+        <w:t xml:space="preserve"> </w:t>
+      </w:r>
+      <w:proofErr w:type="spellStart"/>
+      <w:r>
+        <w:rPr>
+          <w:color w:val="A02B93" w:themeColor="accent5"/>
+        </w:rPr>
+        <w:t>cors</w:t>
+      </w:r>
+      <w:proofErr w:type="spellEnd"/>
+      <w:r>
+        <w:rPr>
+          <w:color w:val="A02B93" w:themeColor="accent5"/>
+        </w:rPr>
+        <w:t xml:space="preserve"> show `</w:t>
+      </w:r>
+    </w:p>
+    <w:p>
+      <w:pPr>
+        <w:rPr>
+          <w:color w:val="A02B93" w:themeColor="accent5"/>
+        </w:rPr>
+      </w:pPr>
+      <w:r>
+        <w:rPr>
+          <w:color w:val="A02B93" w:themeColor="accent5"/>
+        </w:rPr>
+        <w:t xml:space="preserve">    --name policy-assist-orchestration-</w:t>
+      </w:r>
+      <w:proofErr w:type="spellStart"/>
+      <w:r>
+        <w:rPr>
+          <w:color w:val="A02B93" w:themeColor="accent5"/>
+        </w:rPr>
+        <w:t>func</w:t>
+      </w:r>
+      <w:proofErr w:type="spellEnd"/>
+      <w:r>
+        <w:rPr>
+          <w:color w:val="A02B93" w:themeColor="accent5"/>
+        </w:rPr>
+        <w:t>-app-dev `</w:t>
+      </w:r>
+    </w:p>
+    <w:p>
+      <w:pPr>
+        <w:rPr>
+          <w:color w:val="A02B93" w:themeColor="accent5"/>
+        </w:rPr>
+      </w:pPr>
+      <w:r>
+        <w:rPr>
+          <w:color w:val="A02B93" w:themeColor="accent5"/>
+        </w:rPr>
+        <w:t xml:space="preserve">    --resource-group </w:t>
+      </w:r>
+      <w:r>
+        <w:rPr>
+          <w:b/>
+          <w:bCs/>
+          <w:color w:val="A02B93" w:themeColor="accent5"/>
+        </w:rPr>
+        <w:t>policy-assist-orchestration-</w:t>
+      </w:r>
+      <w:proofErr w:type="spellStart"/>
+      <w:r>
+        <w:rPr>
+          <w:b/>
+          <w:bCs/>
+          <w:color w:val="A02B93" w:themeColor="accent5"/>
+        </w:rPr>
+        <w:t>func</w:t>
+      </w:r>
+      <w:proofErr w:type="spellEnd"/>
+      <w:r>
+        <w:rPr>
+          <w:b/>
+          <w:bCs/>
+          <w:color w:val="A02B93" w:themeColor="accent5"/>
+        </w:rPr>
+        <w:t>-app-</w:t>
+      </w:r>
+      <w:proofErr w:type="spellStart"/>
+      <w:r>
+        <w:rPr>
+          <w:b/>
+          <w:bCs/>
+          <w:color w:val="A02B93" w:themeColor="accent5"/>
+        </w:rPr>
+        <w:t>dev_group</w:t>
+      </w:r>
+      <w:proofErr w:type="spellEnd"/>
+    </w:p>
+    <w:p>
+      <w:r>
+        <w:rPr>
+          <w:u w:val="thick"/>
+        </w:rPr>
+        <w:t>Look</w:t>
+      </w:r>
+      <w:r>
+        <w:t xml:space="preserve"> </w:t>
+      </w:r>
+      <w:r>
+        <w:rPr>
+          <w:b/>
+          <w:bCs/>
+        </w:rPr>
+        <w:t>for</w:t>
+      </w:r>
+      <w:r>
+        <w:t>:</w:t>
+      </w:r>
+    </w:p>
+    <w:p>
+      <w:pPr>
+        <w:rPr>
+          <w:color w:val="A02B93" w:themeColor="accent5"/>
+        </w:rPr>
+      </w:pPr>
+      <w:proofErr w:type="spellStart"/>
+      <w:r>
+        <w:rPr>
+          <w:color w:val="A02B93" w:themeColor="accent5"/>
+        </w:rPr>
         <w:t>allowedOrigins</w:t>
       </w:r>
-    </w:p>
-    <w:p>
-      <w:r>
-        <w:t>You want to record all configured origins.</w:t>
-      </w:r>
-    </w:p>
-    <w:p>
-      <w:r>
-        <w:t>Typical Development origins might include:</w:t>
-      </w:r>
-    </w:p>
-    <w:p>
-      <w:r>
+      <w:proofErr w:type="spellEnd"/>
+    </w:p>
+    <w:p>
+      <w:r>
+        <w:t xml:space="preserve">You want to </w:t>
+      </w:r>
+      <w:r>
+        <w:rPr>
+          <w:b/>
+          <w:bCs/>
+        </w:rPr>
+        <w:t xml:space="preserve">record </w:t>
+      </w:r>
+      <w:r>
+        <w:rPr>
+          <w:u w:val="thick"/>
+        </w:rPr>
+        <w:t>all</w:t>
+      </w:r>
+      <w:r>
+        <w:rPr>
+          <w:b/>
+          <w:bCs/>
+        </w:rPr>
+        <w:t xml:space="preserve"> configured origins</w:t>
+      </w:r>
+      <w:r>
+        <w:t>.</w:t>
+      </w:r>
+    </w:p>
+    <w:p>
+      <w:r>
+        <w:t xml:space="preserve">Typical </w:t>
+      </w:r>
+      <w:r>
+        <w:rPr>
+          <w:b/>
+          <w:bCs/>
+        </w:rPr>
+        <w:t xml:space="preserve">Development origins </w:t>
+      </w:r>
+      <w:r>
+        <w:rPr>
+          <w:u w:val="thick"/>
+        </w:rPr>
+        <w:t>might</w:t>
+      </w:r>
+      <w:r>
+        <w:rPr>
+          <w:b/>
+          <w:bCs/>
+        </w:rPr>
+        <w:t xml:space="preserve"> include</w:t>
+      </w:r>
+      <w:r>
+        <w:t>:</w:t>
+      </w:r>
+    </w:p>
+    <w:p>
+      <w:pPr>
+        <w:rPr>
+          <w:color w:val="A02B93" w:themeColor="accent5"/>
+        </w:rPr>
+      </w:pPr>
+      <w:r>
+        <w:rPr>
+          <w:color w:val="A02B93" w:themeColor="accent5"/>
+        </w:rPr>
         <w:t>http://localhost:5173</w:t>
       </w:r>
     </w:p>
     <w:p>
-      <w:r>
+      <w:pPr>
+        <w:rPr>
+          <w:color w:val="A02B93" w:themeColor="accent5"/>
+        </w:rPr>
+      </w:pPr>
+      <w:r>
+        <w:rPr>
+          <w:color w:val="A02B93" w:themeColor="accent5"/>
+        </w:rPr>
         <w:t>https://&lt;development-static-web-app&gt;</w:t>
       </w:r>
     </w:p>
     <w:p>
       <w:r>
-        <w:t>Record them exactly.</w:t>
-      </w:r>
-    </w:p>
-    <w:p>
-      <w:r>
-        <w:t>Also check whether:</w:t>
-      </w:r>
-    </w:p>
-    <w:p>
-      <w:r>
+        <w:rPr>
+          <w:u w:val="thick"/>
+        </w:rPr>
+        <w:t>Record them</w:t>
+      </w:r>
+      <w:r>
+        <w:t xml:space="preserve"> exactly.</w:t>
+      </w:r>
+    </w:p>
+    <w:p>
+      <w:r>
+        <w:t xml:space="preserve">Also </w:t>
+      </w:r>
+      <w:r>
+        <w:rPr>
+          <w:u w:val="thick"/>
+        </w:rPr>
+        <w:t>check</w:t>
+      </w:r>
+      <w:r>
+        <w:t xml:space="preserve"> whether:</w:t>
+      </w:r>
+    </w:p>
+    <w:p>
+      <w:pPr>
+        <w:rPr>
+          <w:color w:val="A02B93" w:themeColor="accent5"/>
+        </w:rPr>
+      </w:pPr>
+      <w:r>
+        <w:rPr>
+          <w:color w:val="A02B93" w:themeColor="accent5"/>
+        </w:rPr>
         <w:t>*</w:t>
       </w:r>
     </w:p>
     <w:p>
       <w:r>
-        <w:t>exists.</w:t>
-      </w:r>
-    </w:p>
-    <w:p>
-      <w:r>
-        <w:t>If it does, document it because later I-20 steps should tighten that configuration.</w:t>
+        <w:rPr>
+          <w:b/>
+          <w:bCs/>
+        </w:rPr>
+        <w:t>exists</w:t>
+      </w:r>
+      <w:r>
+        <w:t>.</w:t>
+      </w:r>
+    </w:p>
+    <w:p>
+      <w:r>
+        <w:rPr>
+          <w:u w:val="thick"/>
+        </w:rPr>
+        <w:t>If it does</w:t>
+      </w:r>
+      <w:r>
+        <w:t xml:space="preserve">, </w:t>
+      </w:r>
+      <w:r>
+        <w:rPr>
+          <w:b/>
+          <w:bCs/>
+        </w:rPr>
+        <w:t xml:space="preserve">document it </w:t>
+      </w:r>
+      <w:r>
+        <w:t>because</w:t>
+      </w:r>
+      <w:r>
+        <w:rPr>
+          <w:b/>
+          <w:bCs/>
+        </w:rPr>
+        <w:t xml:space="preserve"> later I-20 steps</w:t>
+      </w:r>
+      <w:r>
+        <w:t xml:space="preserve"> should </w:t>
+      </w:r>
+      <w:r>
+        <w:rPr>
+          <w:b/>
+          <w:bCs/>
+        </w:rPr>
+        <w:t>tighten</w:t>
+      </w:r>
+      <w:r>
+        <w:t xml:space="preserve"> that </w:t>
+      </w:r>
+      <w:r>
+        <w:rPr>
+          <w:b/>
+          <w:bCs/>
+        </w:rPr>
+        <w:t>configuration</w:t>
+      </w:r>
+      <w:r>
+        <w:t>.</w:t>
       </w:r>
     </w:p>
     <w:p>
@@ -3635,45 +6565,229 @@
       </w:r>
       <w:r>
         <w:rPr>
-          <w:color w:val="EE0000"/>
-        </w:rPr>
-        <w:t>NOT STARTED</w:t>
-      </w:r>
-    </w:p>
-    <w:p>
-      <w:r>
-        <w:t>Run:</w:t>
-      </w:r>
-    </w:p>
-    <w:p>
-      <w:r>
-        <w:t>az functionapp show `</w:t>
-      </w:r>
-    </w:p>
-    <w:p>
-      <w:r>
-        <w:t xml:space="preserve">    --name policy-assist-orchestration-func-app-dev `</w:t>
-      </w:r>
-    </w:p>
-    <w:p>
-      <w:r>
-        <w:t xml:space="preserve">    --resource-group &lt;your-resource-group&gt; `</w:t>
-      </w:r>
-    </w:p>
-    <w:p>
-      <w:r>
+          <w:color w:val="00B050"/>
+        </w:rPr>
+        <w:t>COMPLETE</w:t>
+      </w:r>
+    </w:p>
+    <w:p>
+      <w:r>
+        <w:rPr>
+          <w:u w:val="thick"/>
+        </w:rPr>
+        <w:t>Run</w:t>
+      </w:r>
+      <w:r>
+        <w:t>:</w:t>
+      </w:r>
+    </w:p>
+    <w:p>
+      <w:pPr>
+        <w:rPr>
+          <w:color w:val="A02B93" w:themeColor="accent5"/>
+        </w:rPr>
+      </w:pPr>
+      <w:proofErr w:type="spellStart"/>
+      <w:r>
+        <w:rPr>
+          <w:color w:val="A02B93" w:themeColor="accent5"/>
+        </w:rPr>
+        <w:t>az</w:t>
+      </w:r>
+      <w:proofErr w:type="spellEnd"/>
+      <w:r>
+        <w:rPr>
+          <w:color w:val="A02B93" w:themeColor="accent5"/>
+        </w:rPr>
+        <w:t xml:space="preserve"> </w:t>
+      </w:r>
+      <w:proofErr w:type="spellStart"/>
+      <w:r>
+        <w:rPr>
+          <w:color w:val="A02B93" w:themeColor="accent5"/>
+        </w:rPr>
+        <w:t>functionapp</w:t>
+      </w:r>
+      <w:proofErr w:type="spellEnd"/>
+      <w:r>
+        <w:rPr>
+          <w:color w:val="A02B93" w:themeColor="accent5"/>
+        </w:rPr>
+        <w:t xml:space="preserve"> show `</w:t>
+      </w:r>
+    </w:p>
+    <w:p>
+      <w:pPr>
+        <w:rPr>
+          <w:color w:val="A02B93" w:themeColor="accent5"/>
+        </w:rPr>
+      </w:pPr>
+      <w:r>
+        <w:rPr>
+          <w:color w:val="A02B93" w:themeColor="accent5"/>
+        </w:rPr>
+        <w:t xml:space="preserve">    --name policy-assist-orchestration-</w:t>
+      </w:r>
+      <w:proofErr w:type="spellStart"/>
+      <w:r>
+        <w:rPr>
+          <w:color w:val="A02B93" w:themeColor="accent5"/>
+        </w:rPr>
+        <w:t>func</w:t>
+      </w:r>
+      <w:proofErr w:type="spellEnd"/>
+      <w:r>
+        <w:rPr>
+          <w:color w:val="A02B93" w:themeColor="accent5"/>
+        </w:rPr>
+        <w:t>-app-dev `</w:t>
+      </w:r>
+    </w:p>
+    <w:p>
+      <w:pPr>
+        <w:rPr>
+          <w:color w:val="A02B93" w:themeColor="accent5"/>
+        </w:rPr>
+      </w:pPr>
+      <w:r>
+        <w:rPr>
+          <w:color w:val="A02B93" w:themeColor="accent5"/>
+        </w:rPr>
+        <w:t xml:space="preserve">    --resource-group </w:t>
+      </w:r>
+      <w:r>
+        <w:rPr>
+          <w:b/>
+          <w:bCs/>
+          <w:color w:val="A02B93" w:themeColor="accent5"/>
+        </w:rPr>
+        <w:t>policy-assist-orchestration-</w:t>
+      </w:r>
+      <w:proofErr w:type="spellStart"/>
+      <w:r>
+        <w:rPr>
+          <w:b/>
+          <w:bCs/>
+          <w:color w:val="A02B93" w:themeColor="accent5"/>
+        </w:rPr>
+        <w:t>func</w:t>
+      </w:r>
+      <w:proofErr w:type="spellEnd"/>
+      <w:r>
+        <w:rPr>
+          <w:b/>
+          <w:bCs/>
+          <w:color w:val="A02B93" w:themeColor="accent5"/>
+        </w:rPr>
+        <w:t>-app-</w:t>
+      </w:r>
+      <w:proofErr w:type="spellStart"/>
+      <w:r>
+        <w:rPr>
+          <w:b/>
+          <w:bCs/>
+          <w:color w:val="A02B93" w:themeColor="accent5"/>
+        </w:rPr>
+        <w:t>dev_group</w:t>
+      </w:r>
+      <w:proofErr w:type="spellEnd"/>
+      <w:r>
+        <w:rPr>
+          <w:b/>
+          <w:bCs/>
+          <w:color w:val="A02B93" w:themeColor="accent5"/>
+        </w:rPr>
+        <w:t xml:space="preserve"> </w:t>
+      </w:r>
+      <w:r>
+        <w:rPr>
+          <w:color w:val="A02B93" w:themeColor="accent5"/>
+        </w:rPr>
+        <w:t>`</w:t>
+      </w:r>
+    </w:p>
+    <w:p>
+      <w:pPr>
+        <w:rPr>
+          <w:color w:val="A02B93" w:themeColor="accent5"/>
+        </w:rPr>
+      </w:pPr>
+      <w:r>
+        <w:rPr>
+          <w:color w:val="A02B93" w:themeColor="accent5"/>
+        </w:rPr>
+        <w:t xml:space="preserve">    --query "</w:t>
+      </w:r>
+      <w:proofErr w:type="spellStart"/>
+      <w:r>
+        <w:rPr>
+          <w:b/>
+          <w:bCs/>
+          <w:color w:val="A02B93" w:themeColor="accent5"/>
+        </w:rPr>
+        <w:t>defaultHostName</w:t>
+      </w:r>
+      <w:proofErr w:type="spellEnd"/>
+      <w:r>
+        <w:rPr>
+          <w:color w:val="A02B93" w:themeColor="accent5"/>
+        </w:rPr>
+        <w:t>" `</w:t>
+      </w:r>
+    </w:p>
+    <w:p>
+      <w:pPr>
+        <w:rPr>
+          <w:color w:val="A02B93" w:themeColor="accent5"/>
+        </w:rPr>
+      </w:pPr>
+      <w:r>
+        <w:rPr>
+          <w:color w:val="A02B93" w:themeColor="accent5"/>
+        </w:rPr>
         <w:lastRenderedPageBreak/>
-        <w:t xml:space="preserve">    --query "defaultHostName" `</w:t>
-      </w:r>
-    </w:p>
-    <w:p>
-      <w:r>
-        <w:t xml:space="preserve">    --output tsv</w:t>
-      </w:r>
-    </w:p>
-    <w:p>
-      <w:r>
-        <w:t>That gives you the authoritative Function App hostname.</w:t>
+        <w:t xml:space="preserve">    --output </w:t>
+      </w:r>
+      <w:proofErr w:type="spellStart"/>
+      <w:r>
+        <w:rPr>
+          <w:color w:val="A02B93" w:themeColor="accent5"/>
+        </w:rPr>
+        <w:t>tsv</w:t>
+      </w:r>
+      <w:proofErr w:type="spellEnd"/>
+    </w:p>
+    <w:p>
+      <w:r>
+        <w:t xml:space="preserve">That </w:t>
+      </w:r>
+      <w:r>
+        <w:rPr>
+          <w:u w:val="thick"/>
+        </w:rPr>
+        <w:t>gives</w:t>
+      </w:r>
+      <w:r>
+        <w:t xml:space="preserve"> you the </w:t>
+      </w:r>
+      <w:r>
+        <w:rPr>
+          <w:b/>
+          <w:bCs/>
+        </w:rPr>
+        <w:t>authoritative Function App</w:t>
+      </w:r>
+      <w:r>
+        <w:t xml:space="preserve"> </w:t>
+      </w:r>
+      <w:r>
+        <w:rPr>
+          <w:u w:val="thick"/>
+        </w:rPr>
+        <w:t>hostname</w:t>
+      </w:r>
+      <w:r>
+        <w:t>.</w:t>
       </w:r>
     </w:p>
     <w:p>
@@ -3683,11 +6797,26 @@
     </w:p>
     <w:p>
       <w:r>
-        <w:t>Development Function App URL:</w:t>
-      </w:r>
-    </w:p>
-    <w:p>
-      <w:r>
+        <w:rPr>
+          <w:b/>
+          <w:bCs/>
+        </w:rPr>
+        <w:t>Development Function App</w:t>
+      </w:r>
+      <w:r>
+        <w:t xml:space="preserve"> URL:</w:t>
+      </w:r>
+    </w:p>
+    <w:p>
+      <w:pPr>
+        <w:rPr>
+          <w:color w:val="A02B93" w:themeColor="accent5"/>
+        </w:rPr>
+      </w:pPr>
+      <w:r>
+        <w:rPr>
+          <w:color w:val="A02B93" w:themeColor="accent5"/>
+        </w:rPr>
         <w:t>https://&lt;returned-hostname&gt;</w:t>
       </w:r>
     </w:p>
@@ -3697,7 +6826,15 @@
       </w:r>
     </w:p>
     <w:p>
-      <w:r>
+      <w:pPr>
+        <w:rPr>
+          <w:color w:val="A02B93" w:themeColor="accent5"/>
+        </w:rPr>
+      </w:pPr>
+      <w:r>
+        <w:rPr>
+          <w:color w:val="A02B93" w:themeColor="accent5"/>
+        </w:rPr>
         <w:t>https://&lt;returned-hostname&gt;/api</w:t>
       </w:r>
     </w:p>
@@ -3723,9 +6860,9 @@
       </w:r>
       <w:r>
         <w:rPr>
-          <w:color w:val="EE0000"/>
-        </w:rPr>
-        <w:t>NOT STARTED</w:t>
+          <w:color w:val="00B050"/>
+        </w:rPr>
+        <w:t>COMPLETE</w:t>
       </w:r>
     </w:p>
     <w:p>
@@ -3810,7 +6947,15 @@
             <w:hideMark/>
           </w:tcPr>
           <w:p>
+            <w:pPr>
+              <w:rPr>
+                <w:color w:val="A02B93" w:themeColor="accent5"/>
+              </w:rPr>
+            </w:pPr>
             <w:r>
+              <w:rPr>
+                <w:color w:val="A02B93" w:themeColor="accent5"/>
+              </w:rPr>
               <w:t>Environment</w:t>
             </w:r>
           </w:p>
@@ -3822,7 +6967,15 @@
             <w:hideMark/>
           </w:tcPr>
           <w:p>
+            <w:pPr>
+              <w:rPr>
+                <w:color w:val="A02B93" w:themeColor="accent5"/>
+              </w:rPr>
+            </w:pPr>
             <w:r>
+              <w:rPr>
+                <w:color w:val="A02B93" w:themeColor="accent5"/>
+              </w:rPr>
               <w:t>Development</w:t>
             </w:r>
           </w:p>
@@ -3839,7 +6992,15 @@
             <w:hideMark/>
           </w:tcPr>
           <w:p>
+            <w:pPr>
+              <w:rPr>
+                <w:color w:val="A02B93" w:themeColor="accent5"/>
+              </w:rPr>
+            </w:pPr>
             <w:r>
+              <w:rPr>
+                <w:color w:val="A02B93" w:themeColor="accent5"/>
+              </w:rPr>
               <w:t>React URL</w:t>
             </w:r>
           </w:p>
@@ -3851,7 +7012,15 @@
             <w:hideMark/>
           </w:tcPr>
           <w:p>
+            <w:pPr>
+              <w:rPr>
+                <w:color w:val="A02B93" w:themeColor="accent5"/>
+              </w:rPr>
+            </w:pPr>
             <w:r>
+              <w:rPr>
+                <w:color w:val="A02B93" w:themeColor="accent5"/>
+              </w:rPr>
               <w:t>https://&lt;dev-static-web-app&gt;</w:t>
             </w:r>
           </w:p>
@@ -3868,7 +7037,15 @@
             <w:hideMark/>
           </w:tcPr>
           <w:p>
+            <w:pPr>
+              <w:rPr>
+                <w:color w:val="A02B93" w:themeColor="accent5"/>
+              </w:rPr>
+            </w:pPr>
             <w:r>
+              <w:rPr>
+                <w:color w:val="A02B93" w:themeColor="accent5"/>
+              </w:rPr>
               <w:t>React API base URL</w:t>
             </w:r>
           </w:p>
@@ -3880,7 +7057,15 @@
             <w:hideMark/>
           </w:tcPr>
           <w:p>
+            <w:pPr>
+              <w:rPr>
+                <w:color w:val="A02B93" w:themeColor="accent5"/>
+              </w:rPr>
+            </w:pPr>
             <w:r>
+              <w:rPr>
+                <w:color w:val="A02B93" w:themeColor="accent5"/>
+              </w:rPr>
               <w:t>https://&lt;dev-function-host&gt;/api</w:t>
             </w:r>
           </w:p>
@@ -3897,7 +7082,15 @@
             <w:hideMark/>
           </w:tcPr>
           <w:p>
+            <w:pPr>
+              <w:rPr>
+                <w:color w:val="A02B93" w:themeColor="accent5"/>
+              </w:rPr>
+            </w:pPr>
             <w:r>
+              <w:rPr>
+                <w:color w:val="A02B93" w:themeColor="accent5"/>
+              </w:rPr>
               <w:t>Entra Tenant ID</w:t>
             </w:r>
           </w:p>
@@ -3909,7 +7102,15 @@
             <w:hideMark/>
           </w:tcPr>
           <w:p>
+            <w:pPr>
+              <w:rPr>
+                <w:color w:val="A02B93" w:themeColor="accent5"/>
+              </w:rPr>
+            </w:pPr>
             <w:r>
+              <w:rPr>
+                <w:color w:val="A02B93" w:themeColor="accent5"/>
+              </w:rPr>
               <w:t>619f6c56-0d58-43ac-b0f5-c3d155b63925</w:t>
             </w:r>
           </w:p>
@@ -3926,7 +7127,15 @@
             <w:hideMark/>
           </w:tcPr>
           <w:p>
+            <w:pPr>
+              <w:rPr>
+                <w:color w:val="A02B93" w:themeColor="accent5"/>
+              </w:rPr>
+            </w:pPr>
             <w:r>
+              <w:rPr>
+                <w:color w:val="A02B93" w:themeColor="accent5"/>
+              </w:rPr>
               <w:t>Entra Client ID</w:t>
             </w:r>
           </w:p>
@@ -3938,7 +7147,15 @@
             <w:hideMark/>
           </w:tcPr>
           <w:p>
+            <w:pPr>
+              <w:rPr>
+                <w:color w:val="A02B93" w:themeColor="accent5"/>
+              </w:rPr>
+            </w:pPr>
             <w:r>
+              <w:rPr>
+                <w:color w:val="A02B93" w:themeColor="accent5"/>
+              </w:rPr>
               <w:t>&lt;confirmed value&gt;</w:t>
             </w:r>
           </w:p>
@@ -3955,7 +7172,15 @@
             <w:hideMark/>
           </w:tcPr>
           <w:p>
+            <w:pPr>
+              <w:rPr>
+                <w:color w:val="A02B93" w:themeColor="accent5"/>
+              </w:rPr>
+            </w:pPr>
             <w:r>
+              <w:rPr>
+                <w:color w:val="A02B93" w:themeColor="accent5"/>
+              </w:rPr>
               <w:t>Redirect URI</w:t>
             </w:r>
           </w:p>
@@ -3967,7 +7192,15 @@
             <w:hideMark/>
           </w:tcPr>
           <w:p>
+            <w:pPr>
+              <w:rPr>
+                <w:color w:val="A02B93" w:themeColor="accent5"/>
+              </w:rPr>
+            </w:pPr>
             <w:r>
+              <w:rPr>
+                <w:color w:val="A02B93" w:themeColor="accent5"/>
+              </w:rPr>
               <w:t>https://&lt;dev-static-web-app&gt;/redirect.html</w:t>
             </w:r>
           </w:p>
@@ -3984,7 +7217,15 @@
             <w:hideMark/>
           </w:tcPr>
           <w:p>
+            <w:pPr>
+              <w:rPr>
+                <w:color w:val="A02B93" w:themeColor="accent5"/>
+              </w:rPr>
+            </w:pPr>
             <w:r>
+              <w:rPr>
+                <w:color w:val="A02B93" w:themeColor="accent5"/>
+              </w:rPr>
               <w:t>API Scope</w:t>
             </w:r>
           </w:p>
@@ -3996,8 +7237,30 @@
             <w:hideMark/>
           </w:tcPr>
           <w:p>
+            <w:pPr>
+              <w:rPr>
+                <w:color w:val="A02B93" w:themeColor="accent5"/>
+              </w:rPr>
+            </w:pPr>
             <w:r>
-              <w:t>&lt;confirmed api://... scope&gt;</w:t>
+              <w:rPr>
+                <w:color w:val="A02B93" w:themeColor="accent5"/>
+              </w:rPr>
+              <w:t xml:space="preserve">&lt;confirmed </w:t>
+            </w:r>
+            <w:proofErr w:type="spellStart"/>
+            <w:r>
+              <w:rPr>
+                <w:color w:val="A02B93" w:themeColor="accent5"/>
+              </w:rPr>
+              <w:t>api</w:t>
+            </w:r>
+            <w:proofErr w:type="spellEnd"/>
+            <w:r>
+              <w:rPr>
+                <w:color w:val="A02B93" w:themeColor="accent5"/>
+              </w:rPr>
+              <w:t>://... scope&gt;</w:t>
             </w:r>
           </w:p>
         </w:tc>
@@ -4013,7 +7276,15 @@
             <w:hideMark/>
           </w:tcPr>
           <w:p>
+            <w:pPr>
+              <w:rPr>
+                <w:color w:val="A02B93" w:themeColor="accent5"/>
+              </w:rPr>
+            </w:pPr>
             <w:r>
+              <w:rPr>
+                <w:color w:val="A02B93" w:themeColor="accent5"/>
+              </w:rPr>
               <w:t>Function App</w:t>
             </w:r>
           </w:p>
@@ -4025,8 +7296,30 @@
             <w:hideMark/>
           </w:tcPr>
           <w:p>
+            <w:pPr>
+              <w:rPr>
+                <w:color w:val="A02B93" w:themeColor="accent5"/>
+              </w:rPr>
+            </w:pPr>
             <w:r>
-              <w:t>policy-assist-orchestration-func-app-dev</w:t>
+              <w:rPr>
+                <w:color w:val="A02B93" w:themeColor="accent5"/>
+              </w:rPr>
+              <w:t>policy-assist-orchestration-</w:t>
+            </w:r>
+            <w:proofErr w:type="spellStart"/>
+            <w:r>
+              <w:rPr>
+                <w:color w:val="A02B93" w:themeColor="accent5"/>
+              </w:rPr>
+              <w:t>func</w:t>
+            </w:r>
+            <w:proofErr w:type="spellEnd"/>
+            <w:r>
+              <w:rPr>
+                <w:color w:val="A02B93" w:themeColor="accent5"/>
+              </w:rPr>
+              <w:t>-app-dev</w:t>
             </w:r>
           </w:p>
         </w:tc>
@@ -4042,7 +7335,15 @@
             <w:hideMark/>
           </w:tcPr>
           <w:p>
+            <w:pPr>
+              <w:rPr>
+                <w:color w:val="A02B93" w:themeColor="accent5"/>
+              </w:rPr>
+            </w:pPr>
             <w:r>
+              <w:rPr>
+                <w:color w:val="A02B93" w:themeColor="accent5"/>
+              </w:rPr>
               <w:t>Function URL</w:t>
             </w:r>
           </w:p>
@@ -4054,7 +7355,15 @@
             <w:hideMark/>
           </w:tcPr>
           <w:p>
+            <w:pPr>
+              <w:rPr>
+                <w:color w:val="A02B93" w:themeColor="accent5"/>
+              </w:rPr>
+            </w:pPr>
             <w:r>
+              <w:rPr>
+                <w:color w:val="A02B93" w:themeColor="accent5"/>
+              </w:rPr>
               <w:t>https://&lt;exact hostname&gt;</w:t>
             </w:r>
           </w:p>
@@ -4071,7 +7380,15 @@
             <w:hideMark/>
           </w:tcPr>
           <w:p>
+            <w:pPr>
+              <w:rPr>
+                <w:color w:val="A02B93" w:themeColor="accent5"/>
+              </w:rPr>
+            </w:pPr>
             <w:r>
+              <w:rPr>
+                <w:color w:val="A02B93" w:themeColor="accent5"/>
+              </w:rPr>
               <w:t>Search Endpoint</w:t>
             </w:r>
           </w:p>
@@ -4083,7 +7400,15 @@
             <w:hideMark/>
           </w:tcPr>
           <w:p>
+            <w:pPr>
+              <w:rPr>
+                <w:color w:val="A02B93" w:themeColor="accent5"/>
+              </w:rPr>
+            </w:pPr>
             <w:r>
+              <w:rPr>
+                <w:color w:val="A02B93" w:themeColor="accent5"/>
+              </w:rPr>
               <w:t>https://as-corp-policy-ai-rag-search-svc-dev.search.windows.net</w:t>
             </w:r>
           </w:p>
@@ -4100,7 +7425,15 @@
             <w:hideMark/>
           </w:tcPr>
           <w:p>
+            <w:pPr>
+              <w:rPr>
+                <w:color w:val="A02B93" w:themeColor="accent5"/>
+              </w:rPr>
+            </w:pPr>
             <w:r>
+              <w:rPr>
+                <w:color w:val="A02B93" w:themeColor="accent5"/>
+              </w:rPr>
               <w:t>Search Index</w:t>
             </w:r>
           </w:p>
@@ -4112,7 +7445,15 @@
             <w:hideMark/>
           </w:tcPr>
           <w:p>
+            <w:pPr>
+              <w:rPr>
+                <w:color w:val="A02B93" w:themeColor="accent5"/>
+              </w:rPr>
+            </w:pPr>
             <w:r>
+              <w:rPr>
+                <w:color w:val="A02B93" w:themeColor="accent5"/>
+              </w:rPr>
               <w:t>index-policy-assist-ai-search-v2</w:t>
             </w:r>
           </w:p>
@@ -4129,7 +7470,15 @@
             <w:hideMark/>
           </w:tcPr>
           <w:p>
+            <w:pPr>
+              <w:rPr>
+                <w:color w:val="A02B93" w:themeColor="accent5"/>
+              </w:rPr>
+            </w:pPr>
             <w:r>
+              <w:rPr>
+                <w:color w:val="A02B93" w:themeColor="accent5"/>
+              </w:rPr>
               <w:lastRenderedPageBreak/>
               <w:t>Foundry/OpenAI Endpoint</w:t>
             </w:r>
@@ -4142,7 +7491,15 @@
             <w:hideMark/>
           </w:tcPr>
           <w:p>
+            <w:pPr>
+              <w:rPr>
+                <w:color w:val="A02B93" w:themeColor="accent5"/>
+              </w:rPr>
+            </w:pPr>
             <w:r>
+              <w:rPr>
+                <w:color w:val="A02B93" w:themeColor="accent5"/>
+              </w:rPr>
               <w:t>https://rs-corp-policy-ai-rag-mf-dev.openai.azure.com</w:t>
             </w:r>
           </w:p>
@@ -4159,7 +7516,15 @@
             <w:hideMark/>
           </w:tcPr>
           <w:p>
+            <w:pPr>
+              <w:rPr>
+                <w:color w:val="A02B93" w:themeColor="accent5"/>
+              </w:rPr>
+            </w:pPr>
             <w:r>
+              <w:rPr>
+                <w:color w:val="A02B93" w:themeColor="accent5"/>
+              </w:rPr>
               <w:t>Model Deployment</w:t>
             </w:r>
           </w:p>
@@ -4171,7 +7536,15 @@
             <w:hideMark/>
           </w:tcPr>
           <w:p>
+            <w:pPr>
+              <w:rPr>
+                <w:color w:val="A02B93" w:themeColor="accent5"/>
+              </w:rPr>
+            </w:pPr>
             <w:r>
+              <w:rPr>
+                <w:color w:val="A02B93" w:themeColor="accent5"/>
+              </w:rPr>
               <w:t>gpt-5.4-mini</w:t>
             </w:r>
           </w:p>
@@ -4188,7 +7561,15 @@
             <w:hideMark/>
           </w:tcPr>
           <w:p>
+            <w:pPr>
+              <w:rPr>
+                <w:color w:val="A02B93" w:themeColor="accent5"/>
+              </w:rPr>
+            </w:pPr>
             <w:r>
+              <w:rPr>
+                <w:color w:val="A02B93" w:themeColor="accent5"/>
+              </w:rPr>
               <w:t>Cosmos Endpoint</w:t>
             </w:r>
           </w:p>
@@ -4200,7 +7581,15 @@
             <w:hideMark/>
           </w:tcPr>
           <w:p>
+            <w:pPr>
+              <w:rPr>
+                <w:color w:val="A02B93" w:themeColor="accent5"/>
+              </w:rPr>
+            </w:pPr>
             <w:r>
+              <w:rPr>
+                <w:color w:val="A02B93" w:themeColor="accent5"/>
+              </w:rPr>
               <w:t>https://cosmos-policy-assistant-dev.documents.azure.com:443/</w:t>
             </w:r>
           </w:p>
@@ -4217,7 +7606,15 @@
             <w:hideMark/>
           </w:tcPr>
           <w:p>
+            <w:pPr>
+              <w:rPr>
+                <w:color w:val="A02B93" w:themeColor="accent5"/>
+              </w:rPr>
+            </w:pPr>
             <w:r>
+              <w:rPr>
+                <w:color w:val="A02B93" w:themeColor="accent5"/>
+              </w:rPr>
               <w:t>Cosmos Database</w:t>
             </w:r>
           </w:p>
@@ -4229,7 +7626,15 @@
             <w:hideMark/>
           </w:tcPr>
           <w:p>
+            <w:pPr>
+              <w:rPr>
+                <w:color w:val="A02B93" w:themeColor="accent5"/>
+              </w:rPr>
+            </w:pPr>
             <w:r>
+              <w:rPr>
+                <w:color w:val="A02B93" w:themeColor="accent5"/>
+              </w:rPr>
               <w:t>policy-assistant</w:t>
             </w:r>
           </w:p>
@@ -4246,7 +7651,15 @@
             <w:hideMark/>
           </w:tcPr>
           <w:p>
+            <w:pPr>
+              <w:rPr>
+                <w:color w:val="A02B93" w:themeColor="accent5"/>
+              </w:rPr>
+            </w:pPr>
             <w:r>
+              <w:rPr>
+                <w:color w:val="A02B93" w:themeColor="accent5"/>
+              </w:rPr>
               <w:t>Conversations Container</w:t>
             </w:r>
           </w:p>
@@ -4258,7 +7671,15 @@
             <w:hideMark/>
           </w:tcPr>
           <w:p>
+            <w:pPr>
+              <w:rPr>
+                <w:color w:val="A02B93" w:themeColor="accent5"/>
+              </w:rPr>
+            </w:pPr>
             <w:r>
+              <w:rPr>
+                <w:color w:val="A02B93" w:themeColor="accent5"/>
+              </w:rPr>
               <w:t>conversations</w:t>
             </w:r>
           </w:p>
@@ -4275,7 +7696,15 @@
             <w:hideMark/>
           </w:tcPr>
           <w:p>
+            <w:pPr>
+              <w:rPr>
+                <w:color w:val="A02B93" w:themeColor="accent5"/>
+              </w:rPr>
+            </w:pPr>
             <w:r>
+              <w:rPr>
+                <w:color w:val="A02B93" w:themeColor="accent5"/>
+              </w:rPr>
               <w:t>Messages Container</w:t>
             </w:r>
           </w:p>
@@ -4287,7 +7716,15 @@
             <w:hideMark/>
           </w:tcPr>
           <w:p>
+            <w:pPr>
+              <w:rPr>
+                <w:color w:val="A02B93" w:themeColor="accent5"/>
+              </w:rPr>
+            </w:pPr>
             <w:r>
+              <w:rPr>
+                <w:color w:val="A02B93" w:themeColor="accent5"/>
+              </w:rPr>
               <w:t>messages</w:t>
             </w:r>
           </w:p>
@@ -4304,7 +7741,15 @@
             <w:hideMark/>
           </w:tcPr>
           <w:p>
+            <w:pPr>
+              <w:rPr>
+                <w:color w:val="A02B93" w:themeColor="accent5"/>
+              </w:rPr>
+            </w:pPr>
             <w:r>
+              <w:rPr>
+                <w:color w:val="A02B93" w:themeColor="accent5"/>
+              </w:rPr>
               <w:t>Memories Container</w:t>
             </w:r>
           </w:p>
@@ -4316,7 +7761,15 @@
             <w:hideMark/>
           </w:tcPr>
           <w:p>
+            <w:pPr>
+              <w:rPr>
+                <w:color w:val="A02B93" w:themeColor="accent5"/>
+              </w:rPr>
+            </w:pPr>
             <w:r>
+              <w:rPr>
+                <w:color w:val="A02B93" w:themeColor="accent5"/>
+              </w:rPr>
               <w:t>memories</w:t>
             </w:r>
           </w:p>
@@ -4333,7 +7786,15 @@
             <w:hideMark/>
           </w:tcPr>
           <w:p>
+            <w:pPr>
+              <w:rPr>
+                <w:color w:val="A02B93" w:themeColor="accent5"/>
+              </w:rPr>
+            </w:pPr>
             <w:r>
+              <w:rPr>
+                <w:color w:val="A02B93" w:themeColor="accent5"/>
+              </w:rPr>
               <w:t>CORS Local</w:t>
             </w:r>
           </w:p>
@@ -4345,7 +7806,15 @@
             <w:hideMark/>
           </w:tcPr>
           <w:p>
+            <w:pPr>
+              <w:rPr>
+                <w:color w:val="A02B93" w:themeColor="accent5"/>
+              </w:rPr>
+            </w:pPr>
             <w:r>
+              <w:rPr>
+                <w:color w:val="A02B93" w:themeColor="accent5"/>
+              </w:rPr>
               <w:t>http://localhost:5173 if configured</w:t>
             </w:r>
           </w:p>
@@ -4362,7 +7831,15 @@
             <w:hideMark/>
           </w:tcPr>
           <w:p>
+            <w:pPr>
+              <w:rPr>
+                <w:color w:val="A02B93" w:themeColor="accent5"/>
+              </w:rPr>
+            </w:pPr>
             <w:r>
+              <w:rPr>
+                <w:color w:val="A02B93" w:themeColor="accent5"/>
+              </w:rPr>
               <w:t>CORS Hosted Dev</w:t>
             </w:r>
           </w:p>
@@ -4374,7 +7851,15 @@
             <w:hideMark/>
           </w:tcPr>
           <w:p>
+            <w:pPr>
+              <w:rPr>
+                <w:color w:val="A02B93" w:themeColor="accent5"/>
+              </w:rPr>
+            </w:pPr>
             <w:r>
+              <w:rPr>
+                <w:color w:val="A02B93" w:themeColor="accent5"/>
+              </w:rPr>
               <w:t>&lt;dev React origin&gt;</w:t>
             </w:r>
           </w:p>
@@ -4391,7 +7876,15 @@
             <w:hideMark/>
           </w:tcPr>
           <w:p>
+            <w:pPr>
+              <w:rPr>
+                <w:color w:val="A02B93" w:themeColor="accent5"/>
+              </w:rPr>
+            </w:pPr>
             <w:r>
+              <w:rPr>
+                <w:color w:val="A02B93" w:themeColor="accent5"/>
+              </w:rPr>
               <w:t>Logging</w:t>
             </w:r>
           </w:p>
@@ -4403,7 +7896,15 @@
             <w:hideMark/>
           </w:tcPr>
           <w:p>
+            <w:pPr>
+              <w:rPr>
+                <w:color w:val="A02B93" w:themeColor="accent5"/>
+              </w:rPr>
+            </w:pPr>
             <w:r>
+              <w:rPr>
+                <w:color w:val="A02B93" w:themeColor="accent5"/>
+              </w:rPr>
               <w:t>&lt;confirmed value&gt;</w:t>
             </w:r>
           </w:p>
@@ -4420,7 +7921,15 @@
             <w:hideMark/>
           </w:tcPr>
           <w:p>
+            <w:pPr>
+              <w:rPr>
+                <w:color w:val="A02B93" w:themeColor="accent5"/>
+              </w:rPr>
+            </w:pPr>
             <w:r>
+              <w:rPr>
+                <w:color w:val="A02B93" w:themeColor="accent5"/>
+              </w:rPr>
               <w:t>Feature Flags</w:t>
             </w:r>
           </w:p>
@@ -4432,7 +7941,15 @@
             <w:hideMark/>
           </w:tcPr>
           <w:p>
+            <w:pPr>
+              <w:rPr>
+                <w:color w:val="A02B93" w:themeColor="accent5"/>
+              </w:rPr>
+            </w:pPr>
             <w:r>
+              <w:rPr>
+                <w:color w:val="A02B93" w:themeColor="accent5"/>
+              </w:rPr>
               <w:t>&lt;confirmed list&gt;</w:t>
             </w:r>
           </w:p>
@@ -4461,9 +7978,9 @@
       </w:r>
       <w:r>
         <w:rPr>
-          <w:color w:val="EE0000"/>
-        </w:rPr>
-        <w:t>NOT STARTED</w:t>
+          <w:color w:val="00B050"/>
+        </w:rPr>
+        <w:t>COMPLETE</w:t>
       </w:r>
     </w:p>
     <w:p>
@@ -4485,63 +8002,159 @@
       </w:r>
     </w:p>
     <w:p>
-      <w:r>
+      <w:pPr>
+        <w:rPr>
+          <w:color w:val="A02B93" w:themeColor="accent5"/>
+        </w:rPr>
+      </w:pPr>
+      <w:r>
+        <w:rPr>
+          <w:color w:val="A02B93" w:themeColor="accent5"/>
+        </w:rPr>
         <w:t>React URL</w:t>
       </w:r>
     </w:p>
     <w:p>
-      <w:r>
+      <w:pPr>
+        <w:rPr>
+          <w:color w:val="A02B93" w:themeColor="accent5"/>
+        </w:rPr>
+      </w:pPr>
+      <w:r>
+        <w:rPr>
+          <w:color w:val="A02B93" w:themeColor="accent5"/>
+        </w:rPr>
         <w:t>API base URL</w:t>
       </w:r>
     </w:p>
     <w:p>
-      <w:r>
+      <w:pPr>
+        <w:rPr>
+          <w:color w:val="A02B93" w:themeColor="accent5"/>
+        </w:rPr>
+      </w:pPr>
+      <w:r>
+        <w:rPr>
+          <w:color w:val="A02B93" w:themeColor="accent5"/>
+        </w:rPr>
         <w:t>Entra client / redirect configuration</w:t>
       </w:r>
     </w:p>
     <w:p>
-      <w:r>
+      <w:pPr>
+        <w:rPr>
+          <w:color w:val="A02B93" w:themeColor="accent5"/>
+        </w:rPr>
+      </w:pPr>
+      <w:r>
+        <w:rPr>
+          <w:color w:val="A02B93" w:themeColor="accent5"/>
+        </w:rPr>
         <w:t>API scope if environment-specific</w:t>
       </w:r>
     </w:p>
     <w:p>
-      <w:r>
+      <w:pPr>
+        <w:rPr>
+          <w:color w:val="A02B93" w:themeColor="accent5"/>
+        </w:rPr>
+      </w:pPr>
+      <w:r>
+        <w:rPr>
+          <w:color w:val="A02B93" w:themeColor="accent5"/>
+        </w:rPr>
         <w:lastRenderedPageBreak/>
         <w:t>Function App URL</w:t>
       </w:r>
     </w:p>
     <w:p>
-      <w:r>
+      <w:pPr>
+        <w:rPr>
+          <w:color w:val="A02B93" w:themeColor="accent5"/>
+        </w:rPr>
+      </w:pPr>
+      <w:r>
+        <w:rPr>
+          <w:color w:val="A02B93" w:themeColor="accent5"/>
+        </w:rPr>
         <w:t>Search endpoint/index</w:t>
       </w:r>
     </w:p>
     <w:p>
-      <w:r>
+      <w:pPr>
+        <w:rPr>
+          <w:color w:val="A02B93" w:themeColor="accent5"/>
+        </w:rPr>
+      </w:pPr>
+      <w:r>
+        <w:rPr>
+          <w:color w:val="A02B93" w:themeColor="accent5"/>
+        </w:rPr>
         <w:t>Foundry/model configuration</w:t>
       </w:r>
     </w:p>
     <w:p>
-      <w:r>
+      <w:pPr>
+        <w:rPr>
+          <w:color w:val="A02B93" w:themeColor="accent5"/>
+        </w:rPr>
+      </w:pPr>
+      <w:r>
+        <w:rPr>
+          <w:color w:val="A02B93" w:themeColor="accent5"/>
+        </w:rPr>
         <w:t>Cosmos endpoint/resources</w:t>
       </w:r>
     </w:p>
     <w:p>
-      <w:r>
+      <w:pPr>
+        <w:rPr>
+          <w:color w:val="A02B93" w:themeColor="accent5"/>
+        </w:rPr>
+      </w:pPr>
+      <w:r>
+        <w:rPr>
+          <w:color w:val="A02B93" w:themeColor="accent5"/>
+        </w:rPr>
         <w:t>CORS origins</w:t>
       </w:r>
     </w:p>
     <w:p>
-      <w:r>
+      <w:pPr>
+        <w:rPr>
+          <w:color w:val="A02B93" w:themeColor="accent5"/>
+        </w:rPr>
+      </w:pPr>
+      <w:r>
+        <w:rPr>
+          <w:color w:val="A02B93" w:themeColor="accent5"/>
+        </w:rPr>
         <w:t>Logging level</w:t>
       </w:r>
     </w:p>
     <w:p>
-      <w:r>
+      <w:pPr>
+        <w:rPr>
+          <w:color w:val="A02B93" w:themeColor="accent5"/>
+        </w:rPr>
+      </w:pPr>
+      <w:r>
+        <w:rPr>
+          <w:color w:val="A02B93" w:themeColor="accent5"/>
+        </w:rPr>
         <w:t>Feature flags</w:t>
       </w:r>
     </w:p>
     <w:p>
-      <w:r>
+      <w:pPr>
+        <w:rPr>
+          <w:color w:val="A02B93" w:themeColor="accent5"/>
+        </w:rPr>
+      </w:pPr>
+      <w:r>
+        <w:rPr>
+          <w:color w:val="A02B93" w:themeColor="accent5"/>
+        </w:rPr>
         <w:t>Managed identities/RBAC in later I-20 steps</w:t>
       </w:r>
     </w:p>
@@ -4567,6 +8180,18 @@
       <w:r>
         <w:t>What I recommend you do next</w:t>
       </w:r>
+      <w:r>
+        <w:t xml:space="preserve"> </w:t>
+      </w:r>
+      <w:r>
+        <w:t xml:space="preserve">– </w:t>
+      </w:r>
+      <w:r>
+        <w:rPr>
+          <w:color w:val="00B050"/>
+        </w:rPr>
+        <w:t>COMPLETE</w:t>
+      </w:r>
     </w:p>
     <w:p>
       <w:r>
@@ -4580,59 +8205,335 @@
         <w:t>not</w:t>
       </w:r>
       <w:r>
-        <w:t xml:space="preserve"> need to run all 22 items at once.</w:t>
-      </w:r>
-    </w:p>
-    <w:p>
-      <w:r>
-        <w:t>Start with these four PowerShell commands from the React repository:</w:t>
-      </w:r>
-    </w:p>
-    <w:p>
-      <w:r>
-        <w:t>Get-ChildItem -Force .env*</w:t>
-      </w:r>
-    </w:p>
-    <w:p>
-      <w:r>
-        <w:t>Get-ChildItem -Recurse -File |</w:t>
-      </w:r>
-    </w:p>
-    <w:p>
-      <w:r>
+        <w:t xml:space="preserve"> need to </w:t>
+      </w:r>
+      <w:r>
+        <w:rPr>
+          <w:b/>
+          <w:bCs/>
+        </w:rPr>
+        <w:t>run all 22 items</w:t>
+      </w:r>
+      <w:r>
+        <w:t xml:space="preserve"> at once.</w:t>
+      </w:r>
+    </w:p>
+    <w:p>
+      <w:r>
+        <w:rPr>
+          <w:u w:val="thick"/>
+        </w:rPr>
+        <w:t>Start</w:t>
+      </w:r>
+      <w:r>
+        <w:t xml:space="preserve"> with these </w:t>
+      </w:r>
+      <w:r>
+        <w:rPr>
+          <w:b/>
+          <w:bCs/>
+        </w:rPr>
+        <w:t>four PowerShell commands</w:t>
+      </w:r>
+      <w:r>
+        <w:t xml:space="preserve"> </w:t>
+      </w:r>
+      <w:r>
+        <w:rPr>
+          <w:u w:val="thick"/>
+        </w:rPr>
+        <w:t>from</w:t>
+      </w:r>
+      <w:r>
+        <w:t xml:space="preserve"> the </w:t>
+      </w:r>
+      <w:r>
+        <w:rPr>
+          <w:b/>
+          <w:bCs/>
+        </w:rPr>
+        <w:t>React repository</w:t>
+      </w:r>
+      <w:r>
+        <w:t>:</w:t>
+      </w:r>
+    </w:p>
+    <w:p>
+      <w:pPr>
+        <w:rPr>
+          <w:color w:val="A02B93" w:themeColor="accent5"/>
+        </w:rPr>
+      </w:pPr>
+      <w:r>
+        <w:rPr>
+          <w:color w:val="A02B93" w:themeColor="accent5"/>
+        </w:rPr>
+        <w:t>Get-</w:t>
+      </w:r>
+      <w:proofErr w:type="spellStart"/>
+      <w:r>
+        <w:rPr>
+          <w:color w:val="A02B93" w:themeColor="accent5"/>
+        </w:rPr>
+        <w:t>ChildItem</w:t>
+      </w:r>
+      <w:proofErr w:type="spellEnd"/>
+      <w:r>
+        <w:rPr>
+          <w:color w:val="A02B93" w:themeColor="accent5"/>
+        </w:rPr>
+        <w:t xml:space="preserve"> -Force .env*</w:t>
+      </w:r>
+    </w:p>
+    <w:p>
+      <w:pPr>
+        <w:rPr>
+          <w:color w:val="A02B93" w:themeColor="accent5"/>
+        </w:rPr>
+      </w:pPr>
+      <w:r>
+        <w:rPr>
+          <w:color w:val="A02B93" w:themeColor="accent5"/>
+        </w:rPr>
+        <w:t>Get-</w:t>
+      </w:r>
+      <w:proofErr w:type="spellStart"/>
+      <w:r>
+        <w:rPr>
+          <w:color w:val="A02B93" w:themeColor="accent5"/>
+        </w:rPr>
+        <w:t>ChildItem</w:t>
+      </w:r>
+      <w:proofErr w:type="spellEnd"/>
+      <w:r>
+        <w:rPr>
+          <w:color w:val="A02B93" w:themeColor="accent5"/>
+        </w:rPr>
+        <w:t xml:space="preserve"> -Recurse -File |</w:t>
+      </w:r>
+    </w:p>
+    <w:p>
+      <w:pPr>
+        <w:rPr>
+          <w:color w:val="A02B93" w:themeColor="accent5"/>
+        </w:rPr>
+      </w:pPr>
+      <w:r>
+        <w:rPr>
+          <w:color w:val="A02B93" w:themeColor="accent5"/>
+        </w:rPr>
         <w:t xml:space="preserve">    Select-String "VITE_"</w:t>
       </w:r>
     </w:p>
     <w:p>
-      <w:r>
-        <w:t>Get-ChildItem -Recurse -File |</w:t>
-      </w:r>
-    </w:p>
-    <w:p>
-      <w:r>
-        <w:t xml:space="preserve">    Select-String "clientId|redirectUri|api://"</w:t>
-      </w:r>
-    </w:p>
-    <w:p>
-      <w:r>
-        <w:t>Get-ChildItem .\dist\assets\*.js |</w:t>
-      </w:r>
-    </w:p>
-    <w:p>
-      <w:r>
-        <w:t xml:space="preserve">    Select-String "policy-assist-orchestration-func-app-dev"</w:t>
-      </w:r>
-    </w:p>
-    <w:p>
-      <w:r>
-        <w:t xml:space="preserve">Send me the results of those four commands. From there, I can fill in the </w:t>
-      </w:r>
-      <w:r>
-        <w:rPr>
-          <w:b/>
-          <w:bCs/>
-        </w:rPr>
-        <w:t>React side of the Step 1 inventory</w:t>
+      <w:pPr>
+        <w:rPr>
+          <w:color w:val="A02B93" w:themeColor="accent5"/>
+        </w:rPr>
+      </w:pPr>
+      <w:r>
+        <w:rPr>
+          <w:color w:val="A02B93" w:themeColor="accent5"/>
+        </w:rPr>
+        <w:t>Get-</w:t>
+      </w:r>
+      <w:proofErr w:type="spellStart"/>
+      <w:r>
+        <w:rPr>
+          <w:color w:val="A02B93" w:themeColor="accent5"/>
+        </w:rPr>
+        <w:t>ChildItem</w:t>
+      </w:r>
+      <w:proofErr w:type="spellEnd"/>
+      <w:r>
+        <w:rPr>
+          <w:color w:val="A02B93" w:themeColor="accent5"/>
+        </w:rPr>
+        <w:t xml:space="preserve"> -Recurse -File |</w:t>
+      </w:r>
+    </w:p>
+    <w:p>
+      <w:pPr>
+        <w:rPr>
+          <w:color w:val="A02B93" w:themeColor="accent5"/>
+        </w:rPr>
+      </w:pPr>
+      <w:r>
+        <w:rPr>
+          <w:color w:val="A02B93" w:themeColor="accent5"/>
+        </w:rPr>
+        <w:t xml:space="preserve">    Select-String "</w:t>
+      </w:r>
+      <w:proofErr w:type="spellStart"/>
+      <w:r>
+        <w:rPr>
+          <w:color w:val="A02B93" w:themeColor="accent5"/>
+        </w:rPr>
+        <w:t>clientId|redirectUri|api</w:t>
+      </w:r>
+      <w:proofErr w:type="spellEnd"/>
+      <w:r>
+        <w:rPr>
+          <w:color w:val="A02B93" w:themeColor="accent5"/>
+        </w:rPr>
+        <w:t>://"</w:t>
+      </w:r>
+    </w:p>
+    <w:p>
+      <w:pPr>
+        <w:rPr>
+          <w:color w:val="A02B93" w:themeColor="accent5"/>
+        </w:rPr>
+      </w:pPr>
+      <w:r>
+        <w:rPr>
+          <w:color w:val="A02B93" w:themeColor="accent5"/>
+        </w:rPr>
+        <w:t>Get-</w:t>
+      </w:r>
+      <w:proofErr w:type="spellStart"/>
+      <w:r>
+        <w:rPr>
+          <w:color w:val="A02B93" w:themeColor="accent5"/>
+        </w:rPr>
+        <w:t>ChildItem</w:t>
+      </w:r>
+      <w:proofErr w:type="spellEnd"/>
+      <w:r>
+        <w:rPr>
+          <w:color w:val="A02B93" w:themeColor="accent5"/>
+        </w:rPr>
+        <w:t xml:space="preserve"> .\</w:t>
+      </w:r>
+      <w:proofErr w:type="spellStart"/>
+      <w:r>
+        <w:rPr>
+          <w:color w:val="A02B93" w:themeColor="accent5"/>
+        </w:rPr>
+        <w:t>dist</w:t>
+      </w:r>
+      <w:proofErr w:type="spellEnd"/>
+      <w:r>
+        <w:rPr>
+          <w:color w:val="A02B93" w:themeColor="accent5"/>
+        </w:rPr>
+        <w:t>\assets\*.</w:t>
+      </w:r>
+      <w:proofErr w:type="spellStart"/>
+      <w:r>
+        <w:rPr>
+          <w:color w:val="A02B93" w:themeColor="accent5"/>
+        </w:rPr>
+        <w:t>js</w:t>
+      </w:r>
+      <w:proofErr w:type="spellEnd"/>
+      <w:r>
+        <w:rPr>
+          <w:color w:val="A02B93" w:themeColor="accent5"/>
+        </w:rPr>
+        <w:t xml:space="preserve"> |</w:t>
+      </w:r>
+    </w:p>
+    <w:p>
+      <w:pPr>
+        <w:rPr>
+          <w:color w:val="A02B93" w:themeColor="accent5"/>
+        </w:rPr>
+      </w:pPr>
+      <w:r>
+        <w:rPr>
+          <w:color w:val="A02B93" w:themeColor="accent5"/>
+        </w:rPr>
+        <w:t xml:space="preserve">    Select-String "policy-assist-orchestration-</w:t>
+      </w:r>
+      <w:proofErr w:type="spellStart"/>
+      <w:r>
+        <w:rPr>
+          <w:color w:val="A02B93" w:themeColor="accent5"/>
+        </w:rPr>
+        <w:t>func</w:t>
+      </w:r>
+      <w:proofErr w:type="spellEnd"/>
+      <w:r>
+        <w:rPr>
+          <w:color w:val="A02B93" w:themeColor="accent5"/>
+        </w:rPr>
+        <w:t>-app-dev"</w:t>
+      </w:r>
+    </w:p>
+    <w:p>
+      <w:r>
+        <w:rPr>
+          <w:b/>
+          <w:bCs/>
+        </w:rPr>
+        <w:t xml:space="preserve">Send me </w:t>
+      </w:r>
+      <w:r>
+        <w:t>the</w:t>
+      </w:r>
+      <w:r>
+        <w:rPr>
+          <w:b/>
+          <w:bCs/>
+        </w:rPr>
+        <w:t xml:space="preserve"> results </w:t>
+      </w:r>
+      <w:r>
+        <w:rPr>
+          <w:u w:val="thick"/>
+        </w:rPr>
+        <w:t>of</w:t>
+      </w:r>
+      <w:r>
+        <w:rPr>
+          <w:b/>
+          <w:bCs/>
+        </w:rPr>
+        <w:t xml:space="preserve"> </w:t>
+      </w:r>
+      <w:r>
+        <w:t>those</w:t>
+      </w:r>
+      <w:r>
+        <w:rPr>
+          <w:b/>
+          <w:bCs/>
+        </w:rPr>
+        <w:t xml:space="preserve"> four commands</w:t>
+      </w:r>
+      <w:r>
+        <w:t xml:space="preserve">. From there, I can fill in the </w:t>
+      </w:r>
+      <w:r>
+        <w:rPr>
+          <w:b/>
+          <w:bCs/>
+        </w:rPr>
+        <w:t xml:space="preserve">React side </w:t>
+      </w:r>
+      <w:r>
+        <w:rPr>
+          <w:u w:val="thick"/>
+        </w:rPr>
+        <w:t>of</w:t>
+      </w:r>
+      <w:r>
+        <w:rPr>
+          <w:b/>
+          <w:bCs/>
+        </w:rPr>
+        <w:t xml:space="preserve"> </w:t>
+      </w:r>
+      <w:r>
+        <w:t>the</w:t>
+      </w:r>
+      <w:r>
+        <w:rPr>
+          <w:b/>
+          <w:bCs/>
+        </w:rPr>
+        <w:t xml:space="preserve"> Step 1 inventory</w:t>
       </w:r>
       <w:r>
         <w:t xml:space="preserve"> with you before we move to the Function App side.</w:t>
